--- a/klagomål/A 17959-2026 FSC-klagomål.docx
+++ b/klagomål/A 17959-2026 FSC-klagomål.docx
@@ -713,7 +713,7 @@
     <w:r>
       <w:tab/>
       <w:tab/>
-      <w:t>2026-05-16</w:t>
+      <w:t>2026-05-17</w:t>
       <w:br/>
       <w:br/>
     </w:r>

--- a/klagomål/A 17959-2026 FSC-klagomål.docx
+++ b/klagomål/A 17959-2026 FSC-klagomål.docx
@@ -713,7 +713,7 @@
     <w:r>
       <w:tab/>
       <w:tab/>
-      <w:t>2026-05-17</w:t>
+      <w:t>2026-05-18</w:t>
       <w:br/>
       <w:br/>
     </w:r>

--- a/klagomål/A 17959-2026 FSC-klagomål.docx
+++ b/klagomål/A 17959-2026 FSC-klagomål.docx
@@ -713,7 +713,7 @@
     <w:r>
       <w:tab/>
       <w:tab/>
-      <w:t>2026-05-18</w:t>
+      <w:t>2026-05-19</w:t>
       <w:br/>
       <w:br/>
     </w:r>

--- a/klagomål/A 17959-2026 FSC-klagomål.docx
+++ b/klagomål/A 17959-2026 FSC-klagomål.docx
@@ -713,7 +713,7 @@
     <w:r>
       <w:tab/>
       <w:tab/>
-      <w:t>2026-05-19</w:t>
+      <w:t>2026-05-20</w:t>
       <w:br/>
       <w:br/>
     </w:r>

--- a/klagomål/A 17959-2026 FSC-klagomål.docx
+++ b/klagomål/A 17959-2026 FSC-klagomål.docx
@@ -713,7 +713,7 @@
     <w:r>
       <w:tab/>
       <w:tab/>
-      <w:t>2026-05-20</w:t>
+      <w:t>2026-05-21</w:t>
       <w:br/>
       <w:br/>
     </w:r>

--- a/klagomål/A 17959-2026 FSC-klagomål.docx
+++ b/klagomål/A 17959-2026 FSC-klagomål.docx
@@ -713,7 +713,7 @@
     <w:r>
       <w:tab/>
       <w:tab/>
-      <w:t>2026-05-21</w:t>
+      <w:t>2026-05-22</w:t>
       <w:br/>
       <w:br/>
     </w:r>

--- a/klagomål/A 17959-2026 FSC-klagomål.docx
+++ b/klagomål/A 17959-2026 FSC-klagomål.docx
@@ -713,7 +713,7 @@
     <w:r>
       <w:tab/>
       <w:tab/>
-      <w:t>2026-05-22</w:t>
+      <w:t>2026-05-23</w:t>
       <w:br/>
       <w:br/>
     </w:r>

--- a/klagomål/A 17959-2026 FSC-klagomål.docx
+++ b/klagomål/A 17959-2026 FSC-klagomål.docx
@@ -713,7 +713,7 @@
     <w:r>
       <w:tab/>
       <w:tab/>
-      <w:t>2026-05-23</w:t>
+      <w:t>2026-05-24</w:t>
       <w:br/>
       <w:br/>
     </w:r>

--- a/klagomål/A 17959-2026 FSC-klagomål.docx
+++ b/klagomål/A 17959-2026 FSC-klagomål.docx
@@ -713,7 +713,7 @@
     <w:r>
       <w:tab/>
       <w:tab/>
-      <w:t>2026-05-24</w:t>
+      <w:t>2026-05-25</w:t>
       <w:br/>
       <w:br/>
     </w:r>

--- a/klagomål/A 17959-2026 FSC-klagomål.docx
+++ b/klagomål/A 17959-2026 FSC-klagomål.docx
@@ -713,7 +713,7 @@
     <w:r>
       <w:tab/>
       <w:tab/>
-      <w:t>2026-05-25</w:t>
+      <w:t>2026-05-26</w:t>
       <w:br/>
       <w:br/>
     </w:r>

--- a/klagomål/A 17959-2026 FSC-klagomål.docx
+++ b/klagomål/A 17959-2026 FSC-klagomål.docx
@@ -713,7 +713,7 @@
     <w:r>
       <w:tab/>
       <w:tab/>
-      <w:t>2026-05-26</w:t>
+      <w:t>2026-05-27</w:t>
       <w:br/>
       <w:br/>
     </w:r>

--- a/klagomål/A 17959-2026 FSC-klagomål.docx
+++ b/klagomål/A 17959-2026 FSC-klagomål.docx
@@ -713,7 +713,7 @@
     <w:r>
       <w:tab/>
       <w:tab/>
-      <w:t>2026-05-27</w:t>
+      <w:t>2026-05-28</w:t>
       <w:br/>
       <w:br/>
     </w:r>

--- a/klagomål/A 17959-2026 FSC-klagomål.docx
+++ b/klagomål/A 17959-2026 FSC-klagomål.docx
@@ -713,7 +713,7 @@
     <w:r>
       <w:tab/>
       <w:tab/>
-      <w:t>2026-05-28</w:t>
+      <w:t>2026-05-29</w:t>
       <w:br/>
       <w:br/>
     </w:r>

--- a/klagomål/A 17959-2026 FSC-klagomål.docx
+++ b/klagomål/A 17959-2026 FSC-klagomål.docx
@@ -713,7 +713,7 @@
     <w:r>
       <w:tab/>
       <w:tab/>
-      <w:t>2026-05-29</w:t>
+      <w:t>2026-05-30</w:t>
       <w:br/>
       <w:br/>
     </w:r>

--- a/klagomål/A 17959-2026 FSC-klagomål.docx
+++ b/klagomål/A 17959-2026 FSC-klagomål.docx
@@ -713,7 +713,7 @@
     <w:r>
       <w:tab/>
       <w:tab/>
-      <w:t>2026-05-30</w:t>
+      <w:t>2026-05-31</w:t>
       <w:br/>
       <w:br/>
     </w:r>

--- a/klagomål/A 17959-2026 FSC-klagomål.docx
+++ b/klagomål/A 17959-2026 FSC-klagomål.docx
@@ -713,7 +713,7 @@
     <w:r>
       <w:tab/>
       <w:tab/>
-      <w:t>2026-05-31</w:t>
+      <w:t>2026-06-01</w:t>
       <w:br/>
       <w:br/>
     </w:r>

--- a/klagomål/A 17959-2026 FSC-klagomål.docx
+++ b/klagomål/A 17959-2026 FSC-klagomål.docx
@@ -713,7 +713,7 @@
     <w:r>
       <w:tab/>
       <w:tab/>
-      <w:t>2026-06-01</w:t>
+      <w:t>2026-06-02</w:t>
       <w:br/>
       <w:br/>
     </w:r>

--- a/klagomål/A 17959-2026 FSC-klagomål.docx
+++ b/klagomål/A 17959-2026 FSC-klagomål.docx
@@ -713,7 +713,7 @@
     <w:r>
       <w:tab/>
       <w:tab/>
-      <w:t>2026-06-02</w:t>
+      <w:t>2026-06-03</w:t>
       <w:br/>
       <w:br/>
     </w:r>

--- a/klagomål/A 17959-2026 FSC-klagomål.docx
+++ b/klagomål/A 17959-2026 FSC-klagomål.docx
@@ -713,7 +713,7 @@
     <w:r>
       <w:tab/>
       <w:tab/>
-      <w:t>2026-06-03</w:t>
+      <w:t>2026-06-04</w:t>
       <w:br/>
       <w:br/>
     </w:r>

--- a/klagomål/A 17959-2026 FSC-klagomål.docx
+++ b/klagomål/A 17959-2026 FSC-klagomål.docx
@@ -713,7 +713,7 @@
     <w:r>
       <w:tab/>
       <w:tab/>
-      <w:t>2026-06-04</w:t>
+      <w:t>2026-06-05</w:t>
       <w:br/>
       <w:br/>
     </w:r>

--- a/klagomål/A 17959-2026 FSC-klagomål.docx
+++ b/klagomål/A 17959-2026 FSC-klagomål.docx
@@ -713,7 +713,7 @@
     <w:r>
       <w:tab/>
       <w:tab/>
-      <w:t>2026-06-05</w:t>
+      <w:t>2026-06-06</w:t>
       <w:br/>
       <w:br/>
     </w:r>

--- a/klagomål/A 17959-2026 FSC-klagomål.docx
+++ b/klagomål/A 17959-2026 FSC-klagomål.docx
@@ -713,7 +713,7 @@
     <w:r>
       <w:tab/>
       <w:tab/>
-      <w:t>2026-06-06</w:t>
+      <w:t>2026-06-07</w:t>
       <w:br/>
       <w:br/>
     </w:r>

--- a/klagomål/A 17959-2026 FSC-klagomål.docx
+++ b/klagomål/A 17959-2026 FSC-klagomål.docx
@@ -713,7 +713,7 @@
     <w:r>
       <w:tab/>
       <w:tab/>
-      <w:t>2026-06-07</w:t>
+      <w:t>2026-06-08</w:t>
       <w:br/>
       <w:br/>
     </w:r>

--- a/klagomål/A 17959-2026 FSC-klagomål.docx
+++ b/klagomål/A 17959-2026 FSC-klagomål.docx
@@ -713,7 +713,7 @@
     <w:r>
       <w:tab/>
       <w:tab/>
-      <w:t>2026-06-08</w:t>
+      <w:t>2026-06-09</w:t>
       <w:br/>
       <w:br/>
     </w:r>

--- a/klagomål/A 17959-2026 FSC-klagomål.docx
+++ b/klagomål/A 17959-2026 FSC-klagomål.docx
@@ -713,7 +713,7 @@
     <w:r>
       <w:tab/>
       <w:tab/>
-      <w:t>2026-06-09</w:t>
+      <w:t>2026-06-10</w:t>
       <w:br/>
       <w:br/>
     </w:r>

--- a/klagomål/A 17959-2026 FSC-klagomål.docx
+++ b/klagomål/A 17959-2026 FSC-klagomål.docx
@@ -713,7 +713,7 @@
     <w:r>
       <w:tab/>
       <w:tab/>
-      <w:t>2026-06-10</w:t>
+      <w:t>2026-06-11</w:t>
       <w:br/>
       <w:br/>
     </w:r>

--- a/klagomål/A 17959-2026 FSC-klagomål.docx
+++ b/klagomål/A 17959-2026 FSC-klagomål.docx
@@ -713,7 +713,7 @@
     <w:r>
       <w:tab/>
       <w:tab/>
-      <w:t>2026-06-11</w:t>
+      <w:t>2026-06-12</w:t>
       <w:br/>
       <w:br/>
     </w:r>

--- a/klagomål/A 17959-2026 FSC-klagomål.docx
+++ b/klagomål/A 17959-2026 FSC-klagomål.docx
@@ -713,7 +713,7 @@
     <w:r>
       <w:tab/>
       <w:tab/>
-      <w:t>2026-06-12</w:t>
+      <w:t>2026-06-13</w:t>
       <w:br/>
       <w:br/>
     </w:r>

--- a/klagomål/A 17959-2026 FSC-klagomål.docx
+++ b/klagomål/A 17959-2026 FSC-klagomål.docx
@@ -713,7 +713,7 @@
     <w:r>
       <w:tab/>
       <w:tab/>
-      <w:t>2026-06-13</w:t>
+      <w:t>2026-06-14</w:t>
       <w:br/>
       <w:br/>
     </w:r>

--- a/klagomål/A 17959-2026 FSC-klagomål.docx
+++ b/klagomål/A 17959-2026 FSC-klagomål.docx
@@ -713,7 +713,7 @@
     <w:r>
       <w:tab/>
       <w:tab/>
-      <w:t>2026-06-15</w:t>
+      <w:t>2026-06-16</w:t>
       <w:br/>
       <w:br/>
     </w:r>

--- a/klagomål/A 17959-2026 FSC-klagomål.docx
+++ b/klagomål/A 17959-2026 FSC-klagomål.docx
@@ -713,7 +713,7 @@
     <w:r>
       <w:tab/>
       <w:tab/>
-      <w:t>2026-06-16</w:t>
+      <w:t>2026-06-17</w:t>
       <w:br/>
       <w:br/>
     </w:r>

--- a/klagomål/A 17959-2026 FSC-klagomål.docx
+++ b/klagomål/A 17959-2026 FSC-klagomål.docx
@@ -1,6 +1,6 @@
 
 <file path=word/document.xml><?xml version="1.0" encoding="utf-8"?>
-<w:document xmlns:wpc="http://schemas.microsoft.com/office/word/2010/wordprocessingCanvas" xmlns:cx="http://schemas.microsoft.com/office/drawing/2014/chartex" xmlns:cx1="http://schemas.microsoft.com/office/drawing/2015/9/8/chartex" xmlns:cx2="http://schemas.microsoft.com/office/drawing/2015/10/21/chartex" xmlns:cx3="http://schemas.microsoft.com/office/drawing/2016/5/9/chartex" xmlns:cx4="http://schemas.microsoft.com/office/drawing/2016/5/10/chartex" xmlns:cx5="http://schemas.microsoft.com/office/drawing/2016/5/11/chartex" xmlns:cx6="http://schemas.microsoft.com/office/drawing/2016/5/12/chartex" xmlns:cx7="http://schemas.microsoft.com/office/drawing/2016/5/13/chartex" xmlns:cx8="http://schemas.microsoft.com/office/drawing/2016/5/14/chartex" xmlns:mc="http://schemas.openxmlformats.org/markup-compatibility/2006" xmlns:aink="http://schemas.microsoft.com/office/drawing/2016/ink" xmlns:am3d="http://schemas.microsoft.com/office/drawing/2017/model3d" xmlns:o="urn:schemas-microsoft-com:office:office" xmlns:oel="http://schemas.microsoft.com/office/2019/extlst" xmlns:r="http://schemas.openxmlformats.org/officeDocument/2006/relationships" xmlns:m="http://schemas.openxmlformats.org/officeDocument/2006/math" xmlns:v="urn:schemas-microsoft-com:vml" xmlns:wp14="http://schemas.microsoft.com/office/word/2010/wordprocessingDrawing" xmlns:wp="http://schemas.openxmlformats.org/drawingml/2006/wordprocessingDrawing" xmlns:w10="urn:schemas-microsoft-com:office:word" xmlns:w="http://schemas.openxmlformats.org/wordprocessingml/2006/main" xmlns:w14="http://schemas.microsoft.com/office/word/2010/wordml" xmlns:w15="http://schemas.microsoft.com/office/word/2012/wordml" xmlns:w16cex="http://schemas.microsoft.com/office/word/2018/wordml/cex" xmlns:w16cid="http://schemas.microsoft.com/office/word/2016/wordml/cid" xmlns:w16="http://schemas.microsoft.com/office/word/2018/wordml" xmlns:w16sdtdh="http://schemas.microsoft.com/office/word/2020/wordml/sdtdatahash" xmlns:w16se="http://schemas.microsoft.com/office/word/2015/wordml/symex" xmlns:wpg="http://schemas.microsoft.com/office/word/2010/wordprocessingGroup" xmlns:wpi="http://schemas.microsoft.com/office/word/2010/wordprocessingInk" xmlns:wne="http://schemas.microsoft.com/office/word/2006/wordml" xmlns:wps="http://schemas.microsoft.com/office/word/2010/wordprocessingShape" mc:Ignorable="w14 w15 w16se w16cid w16 w16cex w16sdtdh wp14">
+<w:document xmlns:wpc="http://schemas.microsoft.com/office/word/2010/wordprocessingCanvas" xmlns:cx="http://schemas.microsoft.com/office/drawing/2014/chartex" xmlns:cx1="http://schemas.microsoft.com/office/drawing/2015/9/8/chartex" xmlns:cx2="http://schemas.microsoft.com/office/drawing/2015/10/21/chartex" xmlns:cx3="http://schemas.microsoft.com/office/drawing/2016/5/9/chartex" xmlns:cx4="http://schemas.microsoft.com/office/drawing/2016/5/10/chartex" xmlns:cx5="http://schemas.microsoft.com/office/drawing/2016/5/11/chartex" xmlns:cx6="http://schemas.microsoft.com/office/drawing/2016/5/12/chartex" xmlns:cx7="http://schemas.microsoft.com/office/drawing/2016/5/13/chartex" xmlns:cx8="http://schemas.microsoft.com/office/drawing/2016/5/14/chartex" xmlns:mc="http://schemas.openxmlformats.org/markup-compatibility/2006" xmlns:aink="http://schemas.microsoft.com/office/drawing/2016/ink" xmlns:am3d="http://schemas.microsoft.com/office/drawing/2017/model3d" xmlns:o="urn:schemas-microsoft-com:office:office" xmlns:oel="http://schemas.microsoft.com/office/2019/extlst" xmlns:r="http://schemas.openxmlformats.org/officeDocument/2006/relationships" xmlns:m="http://schemas.openxmlformats.org/officeDocument/2006/math" xmlns:v="urn:schemas-microsoft-com:vml" xmlns:wp14="http://schemas.microsoft.com/office/word/2010/wordprocessingDrawing" xmlns:wp="http://schemas.openxmlformats.org/drawingml/2006/wordprocessingDrawing" xmlns:w10="urn:schemas-microsoft-com:office:word" xmlns:w="http://schemas.openxmlformats.org/wordprocessingml/2006/main" xmlns:w14="http://schemas.microsoft.com/office/word/2010/wordml" xmlns:w15="http://schemas.microsoft.com/office/word/2012/wordml" xmlns:w16cex="http://schemas.microsoft.com/office/word/2018/wordml/cex" xmlns:w16cid="http://schemas.microsoft.com/office/word/2016/wordml/cid" xmlns:w16="http://schemas.microsoft.com/office/word/2018/wordml" xmlns:w16du="http://schemas.microsoft.com/office/word/2023/wordml/word16du" xmlns:w16sdtdh="http://schemas.microsoft.com/office/word/2020/wordml/sdtdatahash" xmlns:w16sdtfl="http://schemas.microsoft.com/office/word/2024/wordml/sdtformatlock" xmlns:w16se="http://schemas.microsoft.com/office/word/2015/wordml/symex" xmlns:wpg="http://schemas.microsoft.com/office/word/2010/wordprocessingGroup" xmlns:wpi="http://schemas.microsoft.com/office/word/2010/wordprocessingInk" xmlns:wne="http://schemas.microsoft.com/office/word/2006/wordml" xmlns:wps="http://schemas.microsoft.com/office/word/2010/wordprocessingShape" mc:Ignorable="w14 w15 w16se w16cid w16 w16cex w16sdtdh w16sdtfl w16du wp14">
   <w:body>
     <w:p>
       <w:r>
@@ -168,12 +168,12 @@
     </w:p>
     <w:p>
       <w:r>
-        <w:t>Detta dokument behandlar höga naturvärden i avverkningsanmälan A 17959-2026 i Högsby kommun. Denna avverkningsanmälan inkom 2026-04-10 17:07:26 och omfattar 1,2 ha.</w:t>
+        <w:t>Detta dokument behandlar höga naturvärden i avverkningsanmälan A 17959-2026 i Högsby kommun som inkom 2026-04-10 och omfattar 1,2 ha.</w:t>
       </w:r>
     </w:p>
     <w:p>
       <w:r>
-        <w:t>Nedan presenteras fynd av naturvårdsarter och fridlysta arter som gjorts i det avverkningsanmälda området, samt relevanta utdrag ur standarderna för FSC, Chain of Custody, Controlled Wood och PEFC.</w:t>
+        <w:t>Nedan presenteras fynd av naturvårdsarter och fridlysta arter som gjorts i det avverkningsanmälda området, samt relevanta utdrag ur standarderna för FSC, Chain of Custody, Controlled Wood och PEFC. I BILAGA 1 finns artfakta om fridlysta arter.</w:t>
       </w:r>
     </w:p>
     <w:p>
@@ -191,12 +191,15 @@
     </w:p>
     <w:p>
       <w:r>
-        <w:t>I avverkningsanmälan har följande 2 naturvårdsarter hittats: källpraktmossa (S) och skogsknipprot (S, §8). Arter som är signalarter enligt Skogsstyrelsen har markerats med (S). För fridlysta arter anges även paragrafen i Artskyddsförordningen som arten är fridlyst enligt.</w:t>
+        <w:t>I och inom 7 meter från avverkningsanmälan har följande 4 naturvårdsarter hittats: mindre hackspett (NT, T, §4), fällmossa (S, T), källpraktmossa (S, T) och skogsknipprot (S, T, §8). Av dessa är 1 rödlistade. För rödlistade arter har rödlistekategorin angivits inom parentes. Arter som är signalarter enligt Skogsstyrelsen har markerats med (S). Typiska arter inom Natura 2000 som är kopplade till skogsekosystem har markerats med (T). För fridlysta arter anges även paragrafen i Artskyddsförordningen som arten är fridlyst enligt.</w:t>
       </w:r>
     </w:p>
     <w:p>
       <w:r>
-        <w:t>De påträffade naturvårdsarterna är ett tydligt kvitto på att detta rör sig om en skog med höga naturvärden. I Figur 1 visas en karta över det avverkningsanmälda området, där samtliga fyndplatser för naturvårdsarter som finns registrerade på Artportalen har markerats.</w:t>
+        <w:t>De påträffade naturvårdsarterna är ett tydligt kvitto på att det rör sig om en skog med höga naturvärden.</w:t>
+      </w:r>
+      <w:r>
+        <w:t xml:space="preserve"> I Figur 1 visas fyndplatser för naturvårdsarter i området, som finns registrerade på Artportalen.</w:t>
       </w:r>
     </w:p>
     <w:p>
@@ -206,7 +209,7 @@
       <w:r>
         <w:drawing>
           <wp:inline xmlns:a="http://schemas.openxmlformats.org/drawingml/2006/main" xmlns:pic="http://schemas.openxmlformats.org/drawingml/2006/picture">
-            <wp:extent cx="5486400" cy="3989543"/>
+            <wp:extent cx="5486400" cy="5288437"/>
             <wp:docPr id="1" name="Picture 1"/>
             <wp:cNvGraphicFramePr>
               <a:graphicFrameLocks noChangeAspect="1"/>
@@ -227,7 +230,7 @@
                   <pic:spPr>
                     <a:xfrm>
                       <a:off x="0" y="0"/>
-                      <a:ext cx="5486400" cy="3989543"/>
+                      <a:ext cx="5486400" cy="5288437"/>
                     </a:xfrm>
                     <a:prstGeom prst="rect"/>
                   </pic:spPr>
@@ -241,9 +244,119 @@
     <w:p>
       <w:pPr>
         <w:pStyle w:val="Caption"/>
+        <w:spacing w:after="240"/>
       </w:pPr>
       <w:r>
-        <w:t>Figur 1. Fyndplatser för naturvårdsarter i det avverkningsanmälda området (röd linje). Markörer utan svart kant är placerade på fyndplatsen. Markörer med svart kant är placerade vid sidan av fyndplatsen och har ett svart streck som visar fyndplatsens exakta position. Kartans mittpunktskoordinat är N 6331062, E 551210 i SWEREF 99 TM.</w:t>
+        <w:t>Figur 1. Fyndplatser för naturvårdsarter i och inom 7 meter från avverkningsanmälan (röd linje). Markörer utan svart kant är placerade på fyndplatsen. Markörer med svart kant är placerade vid sidan av fyndplatsen och har ett svart streck som visar fyndplatsens exakta position. Kartans mittpunktskoordinat är N 6331062, E 551210 i SWEREF 99 TM.</w:t>
+      </w:r>
+    </w:p>
+    <w:p>
+      <w:pPr>
+        <w:pStyle w:val="Heading2"/>
+      </w:pPr>
+      <w:r>
+        <w:t>Fridlysta arter</w:t>
+      </w:r>
+    </w:p>
+    <w:p>
+      <w:r>
+        <w:t>Följande fridlysta arter har sina livsmiljöer och växtplatser i den avverkningsanmälda skogen: mindre hackspett (NT, T, §4) och skogsknipprot (S, T, §8).</w:t>
+      </w:r>
+    </w:p>
+    <w:p>
+      <w:r>
+        <w:t xml:space="preserve">Observera att medlemsländerna är skyldiga att agera i enlighet med EU:s fågeldirektiv där det uttryckligen står att direktivet gäller för fåglar samt för deras ägg, bon och </w:t>
+      </w:r>
+      <w:r>
+        <w:rPr>
+          <w:b/>
+        </w:rPr>
+        <w:t xml:space="preserve">livsmiljöer </w:t>
+      </w:r>
+      <w:r>
+        <w:t>(artikel 1). Vidare att de åtgärder som vidtas inte får leda till en försämring av den nuvarande situationen beträffande bevarandet av de fågelarter som avses i artikel 1 (artikel 13). Fågeldirektivet är styrande för tillsynsansvariga myndigheters ärendehantering, ställningstaganden och beslutsfattande.</w:t>
+      </w:r>
+    </w:p>
+    <w:p>
+      <w:r>
+        <w:rPr>
+          <w:b/>
+        </w:rPr>
+        <w:t>Mindre hackspett (NT, §4)</w:t>
+      </w:r>
+      <w:r>
+        <w:t xml:space="preserve"> är rödlistad som nära hotad, fridlyst och prioriterad art i Skogsvårdslagen. Minskningstakten har uppgått till 25 (10–40) % under de senaste 15 åren och bedöms vara nära gränsvärdet för Sårbar (VU). (A2bc). Arten har stora revir och höga krav när det gäller förekomst av lövskog på landskapsnivå. För att häcka framgångsrikt behöver ett par cirka 40 ha äldre lövdominerad skog inom ett område på upp till 200 ha. Under vintern kan födosök även ske i äldre grandominerad skog. Mindre hackspett är typisk art för </w:t>
+      </w:r>
+      <w:r>
+        <w:rPr>
+          <w:i/>
+        </w:rPr>
+        <w:t>9010 Taiga, 9750 Svämlövskog, 9080 Lövsumpskog, 9030 Landhöjningsskog och 9040 Fjällbjörkskog</w:t>
+      </w:r>
+      <w:r>
+        <w:t xml:space="preserve"> (SLU Artdatabanken, 2021; Skogsstyrelsen, 2016).</w:t>
+      </w:r>
+    </w:p>
+    <w:p>
+      <w:r>
+        <w:rPr>
+          <w:b/>
+        </w:rPr>
+        <w:t>Skogsknipprot (§8)</w:t>
+      </w:r>
+      <w:r>
+        <w:t xml:space="preserve"> är fridlyst enligt 8§ artskyddsförordningen och typisk art för </w:t>
+      </w:r>
+      <w:r>
+        <w:rPr>
+          <w:i/>
+        </w:rPr>
+        <w:t>9050 Näringsrik granskog</w:t>
+      </w:r>
+      <w:r>
+        <w:t xml:space="preserve"> (SLU Artdatabanken, 2025).</w:t>
+      </w:r>
+    </w:p>
+    <w:p>
+      <w:r>
+        <w:t>I BILAGA 1 finns mer detaljerad information om ekologi samt krav på livsmiljö hos fridlysta arter.</w:t>
+      </w:r>
+    </w:p>
+    <w:p>
+      <w:pPr>
+        <w:pStyle w:val="Heading2"/>
+      </w:pPr>
+      <w:r>
+        <w:t>Övriga naturvårdsarter</w:t>
+      </w:r>
+    </w:p>
+    <w:p>
+      <w:r>
+        <w:rPr>
+          <w:b/>
+        </w:rPr>
+        <w:t>Fällmossa</w:t>
+      </w:r>
+      <w:r>
+        <w:t xml:space="preserve"> indikerar i stort sett alltid områden med höga naturvärden, skog med lång kontinuitet, gamla träd, hög luftfuktighet och stabila förhållanden. Sporkapslar finnar man enbart på extra skyddsvärda lokaler. Fällmossa är typisk art för </w:t>
+      </w:r>
+      <w:r>
+        <w:rPr>
+          <w:i/>
+        </w:rPr>
+        <w:t xml:space="preserve">9020 Nordlig ädellövskog, 9110 Näringsfattig bokskog, 9130 Näringsrik bokskog, 9160 Näringsrik ekskog, 9180 Ädellövskog i branter </w:t>
+      </w:r>
+      <w:r>
+        <w:t>och</w:t>
+      </w:r>
+      <w:r>
+        <w:rPr>
+          <w:i/>
+        </w:rPr>
+        <w:t xml:space="preserve"> 9190 Näringsfattig ekskog</w:t>
+      </w:r>
+      <w:r>
+        <w:t xml:space="preserve"> (SLU Artdatabanken, 2024; Nitare &amp; Skogsstyrelsen, 2019).</w:t>
       </w:r>
     </w:p>
     <w:p>
@@ -273,39 +386,6 @@
       </w:r>
       <w:r>
         <w:t>(Nitare &amp; Skogsstyrelsen, 2019; SLU Artdatabanken, 2025).</w:t>
-      </w:r>
-    </w:p>
-    <w:p>
-      <w:pPr>
-        <w:pStyle w:val="Heading1"/>
-      </w:pPr>
-      <w:r>
-        <w:t>Fridlysta arter</w:t>
-      </w:r>
-    </w:p>
-    <w:p>
-      <w:r>
-        <w:t>Följande fridlysta arter har sina livsmiljöer och växtplatser i den avverkningsanmälda skogen: skogsknipprot (S, §8).</w:t>
-      </w:r>
-    </w:p>
-    <w:p>
-      <w:r>
-        <w:rPr>
-          <w:b/>
-        </w:rPr>
-        <w:t>Skogsknipprot (§8)</w:t>
-      </w:r>
-      <w:r>
-        <w:t xml:space="preserve"> är fridlyst enligt 8§ artskyddsförordningen och typisk art för </w:t>
-      </w:r>
-      <w:r>
-        <w:rPr>
-          <w:i/>
-        </w:rPr>
-        <w:t>9050 Näringsrik granskog</w:t>
-      </w:r>
-      <w:r>
-        <w:t xml:space="preserve"> (SLU Artdatabanken, 2025).</w:t>
       </w:r>
     </w:p>
     <w:p>
@@ -360,6 +440,22 @@
       <w:r>
         <w:t>I den avverkningsanmälda skogen har fridlysta arter sina livsmiljöer och växtplatser. Att skada de fridlysta arternas livsmiljöer, växtplatser eller ekologiska funktion är inte tillåtet enligt artskyddsförordningen.</w:t>
       </w:r>
+      <w:r>
+        <w:rPr>
+          <w:i/>
+        </w:rPr>
+        <w:t xml:space="preserve"> EU:s medlemsländer och skogsbolag är skyldiga att agera i enlighet med EU:s fågeldirektiv där det uttryckligen står att direktivet gäller för fåglar samt för deras ägg, bon och </w:t>
+      </w:r>
+      <w:r>
+        <w:rPr>
+          <w:b/>
+          <w:i/>
+        </w:rPr>
+        <w:t xml:space="preserve">livsmiljöer </w:t>
+      </w:r>
+      <w:r>
+        <w:t>(artikel 1). Vidare att de åtgärder som vidtas inte får leda till en försämring av den nuvarande situationen beträffande bevarandet av de fågelarter som avses i artikel 1 (artikel 13).</w:t>
+      </w:r>
     </w:p>
     <w:p>
       <w:r>
@@ -398,7 +494,7 @@
         <w:rPr>
           <w:i/>
         </w:rPr>
-        <w:t>I det avverkningsanmälda skogsområdet har 2 naturvårdsarter varav 0 rödlistade arter sina livsmiljöer och växtplatser.</w:t>
+        <w:t>I det avverkningsanmälda skogsområdet har 4 naturvårdsarter varav 1 rödlistade arter sina livsmiljöer och växtplatser.</w:t>
       </w:r>
     </w:p>
     <w:p>
@@ -585,6 +681,92 @@
         <w:t>I den avverkningsanmälda skogen har fridlysta arter sina livsmiljöer och växtplatser. Att skada de fridlysta arternas livsmiljöer, växtplatser eller ekologiska funktion är inte tillåtet enligt artskyddsförordningen</w:t>
       </w:r>
     </w:p>
+    <w:p>
+      <w:r>
+        <w:br w:type="page"/>
+      </w:r>
+    </w:p>
+    <w:p>
+      <w:pPr>
+        <w:pStyle w:val="Title"/>
+      </w:pPr>
+      <w:r>
+        <w:t>BILAGA 1 – Fridlysta arter</w:t>
+      </w:r>
+    </w:p>
+    <w:p>
+      <w:pPr>
+        <w:pStyle w:val="Heading1"/>
+      </w:pPr>
+      <w:r>
+        <w:t>Mindre hackspett – ekologi samt krav på livsmiljön</w:t>
+      </w:r>
+    </w:p>
+    <w:p>
+      <w:r>
+        <w:t xml:space="preserve">Mindre hackspett (NT) är rödlistad som nära hotad, fridlyst och prioriterad art i Skogsvårdslagen. Den är typisk art för </w:t>
+      </w:r>
+      <w:r>
+        <w:rPr>
+          <w:i/>
+        </w:rPr>
+        <w:t>9010 Taiga, 9750 Svämlövskog, 9080 Lövsumpskog, 9030 Landhöjningsskog och 9040 Fjällbjörkskog</w:t>
+      </w:r>
+      <w:r>
+        <w:t>. Minskningstakten har uppgått till 25 (10–40) % under de senaste 15 åren och bedöms vara nära gränsvärdet för Sårbar (VU). (A2bc). (SLU Artdatabanken 2021).</w:t>
+      </w:r>
+    </w:p>
+    <w:p>
+      <w:r>
+        <w:t>Den mindre hackspetten lever i löv- och blandskog med förekomst av äldre lövträd, gärna ädellövträd i södra Sverige. Norrut förekommer arten i gamla löv- och blandskogar med al, björk och asp. Ett mycket glest bestånd förekommer i fjällbjörkskogen. Under vintern kan födosök ske även i äldre grandominerad skog, troligen för att den ger bättre skydd mot rovdjur och rovfåglar än ren lövskog. (SLU Artdatabanken, 2021).</w:t>
+      </w:r>
+    </w:p>
+    <w:p>
+      <w:r>
+        <w:t>Arten har stora revir och höga krav när det gäller förekomst av lövskog på landskapsnivå. För att häcka framgångsrikt behöver ett par cirka 40 ha äldre lövdominerad skog inom ett område på upp till 200 ha. Under vintern utsträcks födosöket till ett större område på flera hundra hektar, men varje individ återvänder till samma natthål kväll efter kväll. Arten häckar i murkna lövträdsstammar eller stubbar (oftast klibbal eller björk), vanligen 3–7 meter över marken. Ett nytt bohål hackas ut varje vår (Skogsstyrelsen, 2016 &amp; SLU Artdatabanken, 2021).</w:t>
+      </w:r>
+    </w:p>
+    <w:p>
+      <w:r>
+        <w:t>Den mindre hackspetten missgynnas av gallring i löv- och blandskogar, om lövträd tas bort. Vidare så missgynnas arten starkt genom avverkning av äldre lövträd, dränering och avverkning av al- och björkkärr, röjning eller gallring av täta strandskogar, alkärr samt borttagande av murkna träd och grenar. Nedhuggning av äldre hagmarksbjörkar och alar är också negativt. Arten hotas dessutom av biobränsleuttag i gamla inägomarker och andra lövskogar (Skogsstyrelsen, 2016 &amp; SLU Artdatabanken, 2021).</w:t>
+      </w:r>
+    </w:p>
+    <w:p>
+      <w:pPr>
+        <w:pStyle w:val="Heading2"/>
+      </w:pPr>
+      <w:r>
+        <w:t>Referenser – mindre hackspett</w:t>
+      </w:r>
+    </w:p>
+    <w:p>
+      <w:r>
+        <w:t xml:space="preserve">Skogsstyrelsen, 2016. </w:t>
+      </w:r>
+      <w:r>
+        <w:rPr>
+          <w:i/>
+        </w:rPr>
+        <w:t xml:space="preserve">Vägledning för hänsyn till mindre hackspett. </w:t>
+      </w:r>
+      <w:r>
+        <w:t>https://www.skogsstyrelsen.se/globalassets/lag-och-tillsyn/artskydd/vagledningar-for-hansyn-till-faglar/mindre-hackspett-vagledning-hansyn2.pdf</w:t>
+      </w:r>
+    </w:p>
+    <w:p>
+      <w:r>
+        <w:t xml:space="preserve">SLU Artdatabanken, 2021. </w:t>
+      </w:r>
+      <w:r>
+        <w:rPr>
+          <w:i/>
+        </w:rPr>
+        <w:t xml:space="preserve">Artfaktablad. Naturvård – artfakta. </w:t>
+      </w:r>
+      <w:r>
+        <w:t>SLU Artdatabanken, Uppsala</w:t>
+      </w:r>
+    </w:p>
     <w:sectPr>
       <w:headerReference w:type="even" r:id="rId8"/>
       <w:headerReference w:type="default" r:id="rId9"/>
@@ -603,7 +785,7 @@
 </file>
 
 <file path=word/endnotes.xml><?xml version="1.0" encoding="utf-8"?>
-<w:endnotes xmlns:wpc="http://schemas.microsoft.com/office/word/2010/wordprocessingCanvas" xmlns:cx="http://schemas.microsoft.com/office/drawing/2014/chartex" xmlns:cx1="http://schemas.microsoft.com/office/drawing/2015/9/8/chartex" xmlns:cx2="http://schemas.microsoft.com/office/drawing/2015/10/21/chartex" xmlns:cx3="http://schemas.microsoft.com/office/drawing/2016/5/9/chartex" xmlns:cx4="http://schemas.microsoft.com/office/drawing/2016/5/10/chartex" xmlns:cx5="http://schemas.microsoft.com/office/drawing/2016/5/11/chartex" xmlns:cx6="http://schemas.microsoft.com/office/drawing/2016/5/12/chartex" xmlns:cx7="http://schemas.microsoft.com/office/drawing/2016/5/13/chartex" xmlns:cx8="http://schemas.microsoft.com/office/drawing/2016/5/14/chartex" xmlns:mc="http://schemas.openxmlformats.org/markup-compatibility/2006" xmlns:aink="http://schemas.microsoft.com/office/drawing/2016/ink" xmlns:am3d="http://schemas.microsoft.com/office/drawing/2017/model3d" xmlns:o="urn:schemas-microsoft-com:office:office" xmlns:oel="http://schemas.microsoft.com/office/2019/extlst" xmlns:r="http://schemas.openxmlformats.org/officeDocument/2006/relationships" xmlns:m="http://schemas.openxmlformats.org/officeDocument/2006/math" xmlns:v="urn:schemas-microsoft-com:vml" xmlns:wp14="http://schemas.microsoft.com/office/word/2010/wordprocessingDrawing" xmlns:wp="http://schemas.openxmlformats.org/drawingml/2006/wordprocessingDrawing" xmlns:w10="urn:schemas-microsoft-com:office:word" xmlns:w="http://schemas.openxmlformats.org/wordprocessingml/2006/main" xmlns:w14="http://schemas.microsoft.com/office/word/2010/wordml" xmlns:w15="http://schemas.microsoft.com/office/word/2012/wordml" xmlns:w16cex="http://schemas.microsoft.com/office/word/2018/wordml/cex" xmlns:w16cid="http://schemas.microsoft.com/office/word/2016/wordml/cid" xmlns:w16="http://schemas.microsoft.com/office/word/2018/wordml" xmlns:w16sdtdh="http://schemas.microsoft.com/office/word/2020/wordml/sdtdatahash" xmlns:w16se="http://schemas.microsoft.com/office/word/2015/wordml/symex" xmlns:wpg="http://schemas.microsoft.com/office/word/2010/wordprocessingGroup" xmlns:wpi="http://schemas.microsoft.com/office/word/2010/wordprocessingInk" xmlns:wne="http://schemas.microsoft.com/office/word/2006/wordml" xmlns:wps="http://schemas.microsoft.com/office/word/2010/wordprocessingShape" mc:Ignorable="w14 w15 w16se w16cid w16 w16cex w16sdtdh wp14">
+<w:endnotes xmlns:wpc="http://schemas.microsoft.com/office/word/2010/wordprocessingCanvas" xmlns:cx="http://schemas.microsoft.com/office/drawing/2014/chartex" xmlns:cx1="http://schemas.microsoft.com/office/drawing/2015/9/8/chartex" xmlns:cx2="http://schemas.microsoft.com/office/drawing/2015/10/21/chartex" xmlns:cx3="http://schemas.microsoft.com/office/drawing/2016/5/9/chartex" xmlns:cx4="http://schemas.microsoft.com/office/drawing/2016/5/10/chartex" xmlns:cx5="http://schemas.microsoft.com/office/drawing/2016/5/11/chartex" xmlns:cx6="http://schemas.microsoft.com/office/drawing/2016/5/12/chartex" xmlns:cx7="http://schemas.microsoft.com/office/drawing/2016/5/13/chartex" xmlns:cx8="http://schemas.microsoft.com/office/drawing/2016/5/14/chartex" xmlns:mc="http://schemas.openxmlformats.org/markup-compatibility/2006" xmlns:aink="http://schemas.microsoft.com/office/drawing/2016/ink" xmlns:am3d="http://schemas.microsoft.com/office/drawing/2017/model3d" xmlns:o="urn:schemas-microsoft-com:office:office" xmlns:oel="http://schemas.microsoft.com/office/2019/extlst" xmlns:r="http://schemas.openxmlformats.org/officeDocument/2006/relationships" xmlns:m="http://schemas.openxmlformats.org/officeDocument/2006/math" xmlns:v="urn:schemas-microsoft-com:vml" xmlns:wp14="http://schemas.microsoft.com/office/word/2010/wordprocessingDrawing" xmlns:wp="http://schemas.openxmlformats.org/drawingml/2006/wordprocessingDrawing" xmlns:w10="urn:schemas-microsoft-com:office:word" xmlns:w="http://schemas.openxmlformats.org/wordprocessingml/2006/main" xmlns:w14="http://schemas.microsoft.com/office/word/2010/wordml" xmlns:w15="http://schemas.microsoft.com/office/word/2012/wordml" xmlns:w16cex="http://schemas.microsoft.com/office/word/2018/wordml/cex" xmlns:w16cid="http://schemas.microsoft.com/office/word/2016/wordml/cid" xmlns:w16="http://schemas.microsoft.com/office/word/2018/wordml" xmlns:w16du="http://schemas.microsoft.com/office/word/2023/wordml/word16du" xmlns:w16sdtdh="http://schemas.microsoft.com/office/word/2020/wordml/sdtdatahash" xmlns:w16sdtfl="http://schemas.microsoft.com/office/word/2024/wordml/sdtformatlock" xmlns:w16se="http://schemas.microsoft.com/office/word/2015/wordml/symex" xmlns:wpg="http://schemas.microsoft.com/office/word/2010/wordprocessingGroup" xmlns:wpi="http://schemas.microsoft.com/office/word/2010/wordprocessingInk" xmlns:wne="http://schemas.microsoft.com/office/word/2006/wordml" xmlns:wps="http://schemas.microsoft.com/office/word/2010/wordprocessingShape" mc:Ignorable="w14 w15 w16se w16cid w16 w16cex w16sdtdh w16sdtfl w16du wp14">
   <w:endnote w:type="separator" w:id="-1">
     <w:p>
       <w:pPr>
@@ -628,7 +810,7 @@
 </file>
 
 <file path=word/footer1.xml><?xml version="1.0" encoding="utf-8"?>
-<w:ftr xmlns:wpc="http://schemas.microsoft.com/office/word/2010/wordprocessingCanvas" xmlns:cx="http://schemas.microsoft.com/office/drawing/2014/chartex" xmlns:cx1="http://schemas.microsoft.com/office/drawing/2015/9/8/chartex" xmlns:cx2="http://schemas.microsoft.com/office/drawing/2015/10/21/chartex" xmlns:cx3="http://schemas.microsoft.com/office/drawing/2016/5/9/chartex" xmlns:cx4="http://schemas.microsoft.com/office/drawing/2016/5/10/chartex" xmlns:cx5="http://schemas.microsoft.com/office/drawing/2016/5/11/chartex" xmlns:cx6="http://schemas.microsoft.com/office/drawing/2016/5/12/chartex" xmlns:cx7="http://schemas.microsoft.com/office/drawing/2016/5/13/chartex" xmlns:cx8="http://schemas.microsoft.com/office/drawing/2016/5/14/chartex" xmlns:mc="http://schemas.openxmlformats.org/markup-compatibility/2006" xmlns:aink="http://schemas.microsoft.com/office/drawing/2016/ink" xmlns:am3d="http://schemas.microsoft.com/office/drawing/2017/model3d" xmlns:o="urn:schemas-microsoft-com:office:office" xmlns:oel="http://schemas.microsoft.com/office/2019/extlst" xmlns:r="http://schemas.openxmlformats.org/officeDocument/2006/relationships" xmlns:m="http://schemas.openxmlformats.org/officeDocument/2006/math" xmlns:v="urn:schemas-microsoft-com:vml" xmlns:wp14="http://schemas.microsoft.com/office/word/2010/wordprocessingDrawing" xmlns:wp="http://schemas.openxmlformats.org/drawingml/2006/wordprocessingDrawing" xmlns:w10="urn:schemas-microsoft-com:office:word" xmlns:w="http://schemas.openxmlformats.org/wordprocessingml/2006/main" xmlns:w14="http://schemas.microsoft.com/office/word/2010/wordml" xmlns:w15="http://schemas.microsoft.com/office/word/2012/wordml" xmlns:w16cex="http://schemas.microsoft.com/office/word/2018/wordml/cex" xmlns:w16cid="http://schemas.microsoft.com/office/word/2016/wordml/cid" xmlns:w16="http://schemas.microsoft.com/office/word/2018/wordml" xmlns:w16sdtdh="http://schemas.microsoft.com/office/word/2020/wordml/sdtdatahash" xmlns:w16se="http://schemas.microsoft.com/office/word/2015/wordml/symex" xmlns:wpg="http://schemas.microsoft.com/office/word/2010/wordprocessingGroup" xmlns:wpi="http://schemas.microsoft.com/office/word/2010/wordprocessingInk" xmlns:wne="http://schemas.microsoft.com/office/word/2006/wordml" xmlns:wps="http://schemas.microsoft.com/office/word/2010/wordprocessingShape" mc:Ignorable="w14 w15 w16se w16cid w16 w16cex w16sdtdh wp14">
+<w:ftr xmlns:wpc="http://schemas.microsoft.com/office/word/2010/wordprocessingCanvas" xmlns:cx="http://schemas.microsoft.com/office/drawing/2014/chartex" xmlns:cx1="http://schemas.microsoft.com/office/drawing/2015/9/8/chartex" xmlns:cx2="http://schemas.microsoft.com/office/drawing/2015/10/21/chartex" xmlns:cx3="http://schemas.microsoft.com/office/drawing/2016/5/9/chartex" xmlns:cx4="http://schemas.microsoft.com/office/drawing/2016/5/10/chartex" xmlns:cx5="http://schemas.microsoft.com/office/drawing/2016/5/11/chartex" xmlns:cx6="http://schemas.microsoft.com/office/drawing/2016/5/12/chartex" xmlns:cx7="http://schemas.microsoft.com/office/drawing/2016/5/13/chartex" xmlns:cx8="http://schemas.microsoft.com/office/drawing/2016/5/14/chartex" xmlns:mc="http://schemas.openxmlformats.org/markup-compatibility/2006" xmlns:aink="http://schemas.microsoft.com/office/drawing/2016/ink" xmlns:am3d="http://schemas.microsoft.com/office/drawing/2017/model3d" xmlns:o="urn:schemas-microsoft-com:office:office" xmlns:oel="http://schemas.microsoft.com/office/2019/extlst" xmlns:r="http://schemas.openxmlformats.org/officeDocument/2006/relationships" xmlns:m="http://schemas.openxmlformats.org/officeDocument/2006/math" xmlns:v="urn:schemas-microsoft-com:vml" xmlns:wp14="http://schemas.microsoft.com/office/word/2010/wordprocessingDrawing" xmlns:wp="http://schemas.openxmlformats.org/drawingml/2006/wordprocessingDrawing" xmlns:w10="urn:schemas-microsoft-com:office:word" xmlns:w="http://schemas.openxmlformats.org/wordprocessingml/2006/main" xmlns:w14="http://schemas.microsoft.com/office/word/2010/wordml" xmlns:w15="http://schemas.microsoft.com/office/word/2012/wordml" xmlns:w16cex="http://schemas.microsoft.com/office/word/2018/wordml/cex" xmlns:w16cid="http://schemas.microsoft.com/office/word/2016/wordml/cid" xmlns:w16="http://schemas.microsoft.com/office/word/2018/wordml" xmlns:w16du="http://schemas.microsoft.com/office/word/2023/wordml/word16du" xmlns:w16sdtdh="http://schemas.microsoft.com/office/word/2020/wordml/sdtdatahash" xmlns:w16sdtfl="http://schemas.microsoft.com/office/word/2024/wordml/sdtformatlock" xmlns:w16se="http://schemas.microsoft.com/office/word/2015/wordml/symex" xmlns:wpg="http://schemas.microsoft.com/office/word/2010/wordprocessingGroup" xmlns:wpi="http://schemas.microsoft.com/office/word/2010/wordprocessingInk" xmlns:wne="http://schemas.microsoft.com/office/word/2006/wordml" xmlns:wps="http://schemas.microsoft.com/office/word/2010/wordprocessingShape" mc:Ignorable="w14 w15 w16se w16cid w16 w16cex w16sdtdh w16sdtfl w16du wp14">
   <w:p>
     <w:pPr>
       <w:pStyle w:val="Footer"/>
@@ -638,7 +820,7 @@
 </file>
 
 <file path=word/footer2.xml><?xml version="1.0" encoding="utf-8"?>
-<w:ftr xmlns:wpc="http://schemas.microsoft.com/office/word/2010/wordprocessingCanvas" xmlns:cx="http://schemas.microsoft.com/office/drawing/2014/chartex" xmlns:cx1="http://schemas.microsoft.com/office/drawing/2015/9/8/chartex" xmlns:cx2="http://schemas.microsoft.com/office/drawing/2015/10/21/chartex" xmlns:cx3="http://schemas.microsoft.com/office/drawing/2016/5/9/chartex" xmlns:cx4="http://schemas.microsoft.com/office/drawing/2016/5/10/chartex" xmlns:cx5="http://schemas.microsoft.com/office/drawing/2016/5/11/chartex" xmlns:cx6="http://schemas.microsoft.com/office/drawing/2016/5/12/chartex" xmlns:cx7="http://schemas.microsoft.com/office/drawing/2016/5/13/chartex" xmlns:cx8="http://schemas.microsoft.com/office/drawing/2016/5/14/chartex" xmlns:mc="http://schemas.openxmlformats.org/markup-compatibility/2006" xmlns:aink="http://schemas.microsoft.com/office/drawing/2016/ink" xmlns:am3d="http://schemas.microsoft.com/office/drawing/2017/model3d" xmlns:o="urn:schemas-microsoft-com:office:office" xmlns:oel="http://schemas.microsoft.com/office/2019/extlst" xmlns:r="http://schemas.openxmlformats.org/officeDocument/2006/relationships" xmlns:m="http://schemas.openxmlformats.org/officeDocument/2006/math" xmlns:v="urn:schemas-microsoft-com:vml" xmlns:wp14="http://schemas.microsoft.com/office/word/2010/wordprocessingDrawing" xmlns:wp="http://schemas.openxmlformats.org/drawingml/2006/wordprocessingDrawing" xmlns:w10="urn:schemas-microsoft-com:office:word" xmlns:w="http://schemas.openxmlformats.org/wordprocessingml/2006/main" xmlns:w14="http://schemas.microsoft.com/office/word/2010/wordml" xmlns:w15="http://schemas.microsoft.com/office/word/2012/wordml" xmlns:w16cex="http://schemas.microsoft.com/office/word/2018/wordml/cex" xmlns:w16cid="http://schemas.microsoft.com/office/word/2016/wordml/cid" xmlns:w16="http://schemas.microsoft.com/office/word/2018/wordml" xmlns:w16sdtdh="http://schemas.microsoft.com/office/word/2020/wordml/sdtdatahash" xmlns:w16se="http://schemas.microsoft.com/office/word/2015/wordml/symex" xmlns:wpg="http://schemas.microsoft.com/office/word/2010/wordprocessingGroup" xmlns:wpi="http://schemas.microsoft.com/office/word/2010/wordprocessingInk" xmlns:wne="http://schemas.microsoft.com/office/word/2006/wordml" xmlns:wps="http://schemas.microsoft.com/office/word/2010/wordprocessingShape" mc:Ignorable="w14 w15 w16se w16cid w16 w16cex w16sdtdh wp14">
+<w:ftr xmlns:wpc="http://schemas.microsoft.com/office/word/2010/wordprocessingCanvas" xmlns:cx="http://schemas.microsoft.com/office/drawing/2014/chartex" xmlns:cx1="http://schemas.microsoft.com/office/drawing/2015/9/8/chartex" xmlns:cx2="http://schemas.microsoft.com/office/drawing/2015/10/21/chartex" xmlns:cx3="http://schemas.microsoft.com/office/drawing/2016/5/9/chartex" xmlns:cx4="http://schemas.microsoft.com/office/drawing/2016/5/10/chartex" xmlns:cx5="http://schemas.microsoft.com/office/drawing/2016/5/11/chartex" xmlns:cx6="http://schemas.microsoft.com/office/drawing/2016/5/12/chartex" xmlns:cx7="http://schemas.microsoft.com/office/drawing/2016/5/13/chartex" xmlns:cx8="http://schemas.microsoft.com/office/drawing/2016/5/14/chartex" xmlns:mc="http://schemas.openxmlformats.org/markup-compatibility/2006" xmlns:aink="http://schemas.microsoft.com/office/drawing/2016/ink" xmlns:am3d="http://schemas.microsoft.com/office/drawing/2017/model3d" xmlns:o="urn:schemas-microsoft-com:office:office" xmlns:oel="http://schemas.microsoft.com/office/2019/extlst" xmlns:r="http://schemas.openxmlformats.org/officeDocument/2006/relationships" xmlns:m="http://schemas.openxmlformats.org/officeDocument/2006/math" xmlns:v="urn:schemas-microsoft-com:vml" xmlns:wp14="http://schemas.microsoft.com/office/word/2010/wordprocessingDrawing" xmlns:wp="http://schemas.openxmlformats.org/drawingml/2006/wordprocessingDrawing" xmlns:w10="urn:schemas-microsoft-com:office:word" xmlns:w="http://schemas.openxmlformats.org/wordprocessingml/2006/main" xmlns:w14="http://schemas.microsoft.com/office/word/2010/wordml" xmlns:w15="http://schemas.microsoft.com/office/word/2012/wordml" xmlns:w16cex="http://schemas.microsoft.com/office/word/2018/wordml/cex" xmlns:w16cid="http://schemas.microsoft.com/office/word/2016/wordml/cid" xmlns:w16="http://schemas.microsoft.com/office/word/2018/wordml" xmlns:w16du="http://schemas.microsoft.com/office/word/2023/wordml/word16du" xmlns:w16sdtdh="http://schemas.microsoft.com/office/word/2020/wordml/sdtdatahash" xmlns:w16sdtfl="http://schemas.microsoft.com/office/word/2024/wordml/sdtformatlock" xmlns:w16se="http://schemas.microsoft.com/office/word/2015/wordml/symex" xmlns:wpg="http://schemas.microsoft.com/office/word/2010/wordprocessingGroup" xmlns:wpi="http://schemas.microsoft.com/office/word/2010/wordprocessingInk" xmlns:wne="http://schemas.microsoft.com/office/word/2006/wordml" xmlns:wps="http://schemas.microsoft.com/office/word/2010/wordprocessingShape" mc:Ignorable="w14 w15 w16se w16cid w16 w16cex w16sdtdh w16sdtfl w16du wp14">
   <w:p>
     <w:pPr>
       <w:pStyle w:val="Footer"/>
@@ -648,7 +830,7 @@
 </file>
 
 <file path=word/footer3.xml><?xml version="1.0" encoding="utf-8"?>
-<w:ftr xmlns:wpc="http://schemas.microsoft.com/office/word/2010/wordprocessingCanvas" xmlns:cx="http://schemas.microsoft.com/office/drawing/2014/chartex" xmlns:cx1="http://schemas.microsoft.com/office/drawing/2015/9/8/chartex" xmlns:cx2="http://schemas.microsoft.com/office/drawing/2015/10/21/chartex" xmlns:cx3="http://schemas.microsoft.com/office/drawing/2016/5/9/chartex" xmlns:cx4="http://schemas.microsoft.com/office/drawing/2016/5/10/chartex" xmlns:cx5="http://schemas.microsoft.com/office/drawing/2016/5/11/chartex" xmlns:cx6="http://schemas.microsoft.com/office/drawing/2016/5/12/chartex" xmlns:cx7="http://schemas.microsoft.com/office/drawing/2016/5/13/chartex" xmlns:cx8="http://schemas.microsoft.com/office/drawing/2016/5/14/chartex" xmlns:mc="http://schemas.openxmlformats.org/markup-compatibility/2006" xmlns:aink="http://schemas.microsoft.com/office/drawing/2016/ink" xmlns:am3d="http://schemas.microsoft.com/office/drawing/2017/model3d" xmlns:o="urn:schemas-microsoft-com:office:office" xmlns:oel="http://schemas.microsoft.com/office/2019/extlst" xmlns:r="http://schemas.openxmlformats.org/officeDocument/2006/relationships" xmlns:m="http://schemas.openxmlformats.org/officeDocument/2006/math" xmlns:v="urn:schemas-microsoft-com:vml" xmlns:wp14="http://schemas.microsoft.com/office/word/2010/wordprocessingDrawing" xmlns:wp="http://schemas.openxmlformats.org/drawingml/2006/wordprocessingDrawing" xmlns:w10="urn:schemas-microsoft-com:office:word" xmlns:w="http://schemas.openxmlformats.org/wordprocessingml/2006/main" xmlns:w14="http://schemas.microsoft.com/office/word/2010/wordml" xmlns:w15="http://schemas.microsoft.com/office/word/2012/wordml" xmlns:w16cex="http://schemas.microsoft.com/office/word/2018/wordml/cex" xmlns:w16cid="http://schemas.microsoft.com/office/word/2016/wordml/cid" xmlns:w16="http://schemas.microsoft.com/office/word/2018/wordml" xmlns:w16sdtdh="http://schemas.microsoft.com/office/word/2020/wordml/sdtdatahash" xmlns:w16se="http://schemas.microsoft.com/office/word/2015/wordml/symex" xmlns:wpg="http://schemas.microsoft.com/office/word/2010/wordprocessingGroup" xmlns:wpi="http://schemas.microsoft.com/office/word/2010/wordprocessingInk" xmlns:wne="http://schemas.microsoft.com/office/word/2006/wordml" xmlns:wps="http://schemas.microsoft.com/office/word/2010/wordprocessingShape" mc:Ignorable="w14 w15 w16se w16cid w16 w16cex w16sdtdh wp14">
+<w:ftr xmlns:wpc="http://schemas.microsoft.com/office/word/2010/wordprocessingCanvas" xmlns:cx="http://schemas.microsoft.com/office/drawing/2014/chartex" xmlns:cx1="http://schemas.microsoft.com/office/drawing/2015/9/8/chartex" xmlns:cx2="http://schemas.microsoft.com/office/drawing/2015/10/21/chartex" xmlns:cx3="http://schemas.microsoft.com/office/drawing/2016/5/9/chartex" xmlns:cx4="http://schemas.microsoft.com/office/drawing/2016/5/10/chartex" xmlns:cx5="http://schemas.microsoft.com/office/drawing/2016/5/11/chartex" xmlns:cx6="http://schemas.microsoft.com/office/drawing/2016/5/12/chartex" xmlns:cx7="http://schemas.microsoft.com/office/drawing/2016/5/13/chartex" xmlns:cx8="http://schemas.microsoft.com/office/drawing/2016/5/14/chartex" xmlns:mc="http://schemas.openxmlformats.org/markup-compatibility/2006" xmlns:aink="http://schemas.microsoft.com/office/drawing/2016/ink" xmlns:am3d="http://schemas.microsoft.com/office/drawing/2017/model3d" xmlns:o="urn:schemas-microsoft-com:office:office" xmlns:oel="http://schemas.microsoft.com/office/2019/extlst" xmlns:r="http://schemas.openxmlformats.org/officeDocument/2006/relationships" xmlns:m="http://schemas.openxmlformats.org/officeDocument/2006/math" xmlns:v="urn:schemas-microsoft-com:vml" xmlns:wp14="http://schemas.microsoft.com/office/word/2010/wordprocessingDrawing" xmlns:wp="http://schemas.openxmlformats.org/drawingml/2006/wordprocessingDrawing" xmlns:w10="urn:schemas-microsoft-com:office:word" xmlns:w="http://schemas.openxmlformats.org/wordprocessingml/2006/main" xmlns:w14="http://schemas.microsoft.com/office/word/2010/wordml" xmlns:w15="http://schemas.microsoft.com/office/word/2012/wordml" xmlns:w16cex="http://schemas.microsoft.com/office/word/2018/wordml/cex" xmlns:w16cid="http://schemas.microsoft.com/office/word/2016/wordml/cid" xmlns:w16="http://schemas.microsoft.com/office/word/2018/wordml" xmlns:w16du="http://schemas.microsoft.com/office/word/2023/wordml/word16du" xmlns:w16sdtdh="http://schemas.microsoft.com/office/word/2020/wordml/sdtdatahash" xmlns:w16sdtfl="http://schemas.microsoft.com/office/word/2024/wordml/sdtformatlock" xmlns:w16se="http://schemas.microsoft.com/office/word/2015/wordml/symex" xmlns:wpg="http://schemas.microsoft.com/office/word/2010/wordprocessingGroup" xmlns:wpi="http://schemas.microsoft.com/office/word/2010/wordprocessingInk" xmlns:wne="http://schemas.microsoft.com/office/word/2006/wordml" xmlns:wps="http://schemas.microsoft.com/office/word/2010/wordprocessingShape" mc:Ignorable="w14 w15 w16se w16cid w16 w16cex w16sdtdh w16sdtfl w16du wp14">
   <w:p>
     <w:pPr>
       <w:pStyle w:val="Footer"/>
@@ -658,7 +840,7 @@
 </file>
 
 <file path=word/footnotes.xml><?xml version="1.0" encoding="utf-8"?>
-<w:footnotes xmlns:wpc="http://schemas.microsoft.com/office/word/2010/wordprocessingCanvas" xmlns:cx="http://schemas.microsoft.com/office/drawing/2014/chartex" xmlns:cx1="http://schemas.microsoft.com/office/drawing/2015/9/8/chartex" xmlns:cx2="http://schemas.microsoft.com/office/drawing/2015/10/21/chartex" xmlns:cx3="http://schemas.microsoft.com/office/drawing/2016/5/9/chartex" xmlns:cx4="http://schemas.microsoft.com/office/drawing/2016/5/10/chartex" xmlns:cx5="http://schemas.microsoft.com/office/drawing/2016/5/11/chartex" xmlns:cx6="http://schemas.microsoft.com/office/drawing/2016/5/12/chartex" xmlns:cx7="http://schemas.microsoft.com/office/drawing/2016/5/13/chartex" xmlns:cx8="http://schemas.microsoft.com/office/drawing/2016/5/14/chartex" xmlns:mc="http://schemas.openxmlformats.org/markup-compatibility/2006" xmlns:aink="http://schemas.microsoft.com/office/drawing/2016/ink" xmlns:am3d="http://schemas.microsoft.com/office/drawing/2017/model3d" xmlns:o="urn:schemas-microsoft-com:office:office" xmlns:oel="http://schemas.microsoft.com/office/2019/extlst" xmlns:r="http://schemas.openxmlformats.org/officeDocument/2006/relationships" xmlns:m="http://schemas.openxmlformats.org/officeDocument/2006/math" xmlns:v="urn:schemas-microsoft-com:vml" xmlns:wp14="http://schemas.microsoft.com/office/word/2010/wordprocessingDrawing" xmlns:wp="http://schemas.openxmlformats.org/drawingml/2006/wordprocessingDrawing" xmlns:w10="urn:schemas-microsoft-com:office:word" xmlns:w="http://schemas.openxmlformats.org/wordprocessingml/2006/main" xmlns:w14="http://schemas.microsoft.com/office/word/2010/wordml" xmlns:w15="http://schemas.microsoft.com/office/word/2012/wordml" xmlns:w16cex="http://schemas.microsoft.com/office/word/2018/wordml/cex" xmlns:w16cid="http://schemas.microsoft.com/office/word/2016/wordml/cid" xmlns:w16="http://schemas.microsoft.com/office/word/2018/wordml" xmlns:w16sdtdh="http://schemas.microsoft.com/office/word/2020/wordml/sdtdatahash" xmlns:w16se="http://schemas.microsoft.com/office/word/2015/wordml/symex" xmlns:wpg="http://schemas.microsoft.com/office/word/2010/wordprocessingGroup" xmlns:wpi="http://schemas.microsoft.com/office/word/2010/wordprocessingInk" xmlns:wne="http://schemas.microsoft.com/office/word/2006/wordml" xmlns:wps="http://schemas.microsoft.com/office/word/2010/wordprocessingShape" mc:Ignorable="w14 w15 w16se w16cid w16 w16cex w16sdtdh wp14">
+<w:footnotes xmlns:wpc="http://schemas.microsoft.com/office/word/2010/wordprocessingCanvas" xmlns:cx="http://schemas.microsoft.com/office/drawing/2014/chartex" xmlns:cx1="http://schemas.microsoft.com/office/drawing/2015/9/8/chartex" xmlns:cx2="http://schemas.microsoft.com/office/drawing/2015/10/21/chartex" xmlns:cx3="http://schemas.microsoft.com/office/drawing/2016/5/9/chartex" xmlns:cx4="http://schemas.microsoft.com/office/drawing/2016/5/10/chartex" xmlns:cx5="http://schemas.microsoft.com/office/drawing/2016/5/11/chartex" xmlns:cx6="http://schemas.microsoft.com/office/drawing/2016/5/12/chartex" xmlns:cx7="http://schemas.microsoft.com/office/drawing/2016/5/13/chartex" xmlns:cx8="http://schemas.microsoft.com/office/drawing/2016/5/14/chartex" xmlns:mc="http://schemas.openxmlformats.org/markup-compatibility/2006" xmlns:aink="http://schemas.microsoft.com/office/drawing/2016/ink" xmlns:am3d="http://schemas.microsoft.com/office/drawing/2017/model3d" xmlns:o="urn:schemas-microsoft-com:office:office" xmlns:oel="http://schemas.microsoft.com/office/2019/extlst" xmlns:r="http://schemas.openxmlformats.org/officeDocument/2006/relationships" xmlns:m="http://schemas.openxmlformats.org/officeDocument/2006/math" xmlns:v="urn:schemas-microsoft-com:vml" xmlns:wp14="http://schemas.microsoft.com/office/word/2010/wordprocessingDrawing" xmlns:wp="http://schemas.openxmlformats.org/drawingml/2006/wordprocessingDrawing" xmlns:w10="urn:schemas-microsoft-com:office:word" xmlns:w="http://schemas.openxmlformats.org/wordprocessingml/2006/main" xmlns:w14="http://schemas.microsoft.com/office/word/2010/wordml" xmlns:w15="http://schemas.microsoft.com/office/word/2012/wordml" xmlns:w16cex="http://schemas.microsoft.com/office/word/2018/wordml/cex" xmlns:w16cid="http://schemas.microsoft.com/office/word/2016/wordml/cid" xmlns:w16="http://schemas.microsoft.com/office/word/2018/wordml" xmlns:w16du="http://schemas.microsoft.com/office/word/2023/wordml/word16du" xmlns:w16sdtdh="http://schemas.microsoft.com/office/word/2020/wordml/sdtdatahash" xmlns:w16sdtfl="http://schemas.microsoft.com/office/word/2024/wordml/sdtformatlock" xmlns:w16se="http://schemas.microsoft.com/office/word/2015/wordml/symex" xmlns:wpg="http://schemas.microsoft.com/office/word/2010/wordprocessingGroup" xmlns:wpi="http://schemas.microsoft.com/office/word/2010/wordprocessingInk" xmlns:wne="http://schemas.microsoft.com/office/word/2006/wordml" xmlns:wps="http://schemas.microsoft.com/office/word/2010/wordprocessingShape" mc:Ignorable="w14 w15 w16se w16cid w16 w16cex w16sdtdh w16sdtfl w16du wp14">
   <w:footnote w:type="separator" w:id="-1">
     <w:p>
       <w:pPr>
@@ -683,7 +865,7 @@
 </file>
 
 <file path=word/header1.xml><?xml version="1.0" encoding="utf-8"?>
-<w:hdr xmlns:wpc="http://schemas.microsoft.com/office/word/2010/wordprocessingCanvas" xmlns:cx="http://schemas.microsoft.com/office/drawing/2014/chartex" xmlns:cx1="http://schemas.microsoft.com/office/drawing/2015/9/8/chartex" xmlns:cx2="http://schemas.microsoft.com/office/drawing/2015/10/21/chartex" xmlns:cx3="http://schemas.microsoft.com/office/drawing/2016/5/9/chartex" xmlns:cx4="http://schemas.microsoft.com/office/drawing/2016/5/10/chartex" xmlns:cx5="http://schemas.microsoft.com/office/drawing/2016/5/11/chartex" xmlns:cx6="http://schemas.microsoft.com/office/drawing/2016/5/12/chartex" xmlns:cx7="http://schemas.microsoft.com/office/drawing/2016/5/13/chartex" xmlns:cx8="http://schemas.microsoft.com/office/drawing/2016/5/14/chartex" xmlns:mc="http://schemas.openxmlformats.org/markup-compatibility/2006" xmlns:aink="http://schemas.microsoft.com/office/drawing/2016/ink" xmlns:am3d="http://schemas.microsoft.com/office/drawing/2017/model3d" xmlns:o="urn:schemas-microsoft-com:office:office" xmlns:oel="http://schemas.microsoft.com/office/2019/extlst" xmlns:r="http://schemas.openxmlformats.org/officeDocument/2006/relationships" xmlns:m="http://schemas.openxmlformats.org/officeDocument/2006/math" xmlns:v="urn:schemas-microsoft-com:vml" xmlns:wp14="http://schemas.microsoft.com/office/word/2010/wordprocessingDrawing" xmlns:wp="http://schemas.openxmlformats.org/drawingml/2006/wordprocessingDrawing" xmlns:w10="urn:schemas-microsoft-com:office:word" xmlns:w="http://schemas.openxmlformats.org/wordprocessingml/2006/main" xmlns:w14="http://schemas.microsoft.com/office/word/2010/wordml" xmlns:w15="http://schemas.microsoft.com/office/word/2012/wordml" xmlns:w16cex="http://schemas.microsoft.com/office/word/2018/wordml/cex" xmlns:w16cid="http://schemas.microsoft.com/office/word/2016/wordml/cid" xmlns:w16="http://schemas.microsoft.com/office/word/2018/wordml" xmlns:w16sdtdh="http://schemas.microsoft.com/office/word/2020/wordml/sdtdatahash" xmlns:w16se="http://schemas.microsoft.com/office/word/2015/wordml/symex" xmlns:wpg="http://schemas.microsoft.com/office/word/2010/wordprocessingGroup" xmlns:wpi="http://schemas.microsoft.com/office/word/2010/wordprocessingInk" xmlns:wne="http://schemas.microsoft.com/office/word/2006/wordml" xmlns:wps="http://schemas.microsoft.com/office/word/2010/wordprocessingShape" mc:Ignorable="w14 w15 w16se w16cid w16 w16cex w16sdtdh wp14">
+<w:hdr xmlns:wpc="http://schemas.microsoft.com/office/word/2010/wordprocessingCanvas" xmlns:cx="http://schemas.microsoft.com/office/drawing/2014/chartex" xmlns:cx1="http://schemas.microsoft.com/office/drawing/2015/9/8/chartex" xmlns:cx2="http://schemas.microsoft.com/office/drawing/2015/10/21/chartex" xmlns:cx3="http://schemas.microsoft.com/office/drawing/2016/5/9/chartex" xmlns:cx4="http://schemas.microsoft.com/office/drawing/2016/5/10/chartex" xmlns:cx5="http://schemas.microsoft.com/office/drawing/2016/5/11/chartex" xmlns:cx6="http://schemas.microsoft.com/office/drawing/2016/5/12/chartex" xmlns:cx7="http://schemas.microsoft.com/office/drawing/2016/5/13/chartex" xmlns:cx8="http://schemas.microsoft.com/office/drawing/2016/5/14/chartex" xmlns:mc="http://schemas.openxmlformats.org/markup-compatibility/2006" xmlns:aink="http://schemas.microsoft.com/office/drawing/2016/ink" xmlns:am3d="http://schemas.microsoft.com/office/drawing/2017/model3d" xmlns:o="urn:schemas-microsoft-com:office:office" xmlns:oel="http://schemas.microsoft.com/office/2019/extlst" xmlns:r="http://schemas.openxmlformats.org/officeDocument/2006/relationships" xmlns:m="http://schemas.openxmlformats.org/officeDocument/2006/math" xmlns:v="urn:schemas-microsoft-com:vml" xmlns:wp14="http://schemas.microsoft.com/office/word/2010/wordprocessingDrawing" xmlns:wp="http://schemas.openxmlformats.org/drawingml/2006/wordprocessingDrawing" xmlns:w10="urn:schemas-microsoft-com:office:word" xmlns:w="http://schemas.openxmlformats.org/wordprocessingml/2006/main" xmlns:w14="http://schemas.microsoft.com/office/word/2010/wordml" xmlns:w15="http://schemas.microsoft.com/office/word/2012/wordml" xmlns:w16cex="http://schemas.microsoft.com/office/word/2018/wordml/cex" xmlns:w16cid="http://schemas.microsoft.com/office/word/2016/wordml/cid" xmlns:w16="http://schemas.microsoft.com/office/word/2018/wordml" xmlns:w16du="http://schemas.microsoft.com/office/word/2023/wordml/word16du" xmlns:w16sdtdh="http://schemas.microsoft.com/office/word/2020/wordml/sdtdatahash" xmlns:w16sdtfl="http://schemas.microsoft.com/office/word/2024/wordml/sdtformatlock" xmlns:w16se="http://schemas.microsoft.com/office/word/2015/wordml/symex" xmlns:wpg="http://schemas.microsoft.com/office/word/2010/wordprocessingGroup" xmlns:wpi="http://schemas.microsoft.com/office/word/2010/wordprocessingInk" xmlns:wne="http://schemas.microsoft.com/office/word/2006/wordml" xmlns:wps="http://schemas.microsoft.com/office/word/2010/wordprocessingShape" mc:Ignorable="w14 w15 w16se w16cid w16 w16cex w16sdtdh w16sdtfl w16du wp14">
   <w:p>
     <w:pPr>
       <w:pStyle w:val="Header"/>
@@ -693,7 +875,7 @@
 </file>
 
 <file path=word/header2.xml><?xml version="1.0" encoding="utf-8"?>
-<w:hdr xmlns:wpc="http://schemas.microsoft.com/office/word/2010/wordprocessingCanvas" xmlns:cx="http://schemas.microsoft.com/office/drawing/2014/chartex" xmlns:cx1="http://schemas.microsoft.com/office/drawing/2015/9/8/chartex" xmlns:cx2="http://schemas.microsoft.com/office/drawing/2015/10/21/chartex" xmlns:cx3="http://schemas.microsoft.com/office/drawing/2016/5/9/chartex" xmlns:cx4="http://schemas.microsoft.com/office/drawing/2016/5/10/chartex" xmlns:cx5="http://schemas.microsoft.com/office/drawing/2016/5/11/chartex" xmlns:cx6="http://schemas.microsoft.com/office/drawing/2016/5/12/chartex" xmlns:cx7="http://schemas.microsoft.com/office/drawing/2016/5/13/chartex" xmlns:cx8="http://schemas.microsoft.com/office/drawing/2016/5/14/chartex" xmlns:mc="http://schemas.openxmlformats.org/markup-compatibility/2006" xmlns:aink="http://schemas.microsoft.com/office/drawing/2016/ink" xmlns:am3d="http://schemas.microsoft.com/office/drawing/2017/model3d" xmlns:o="urn:schemas-microsoft-com:office:office" xmlns:oel="http://schemas.microsoft.com/office/2019/extlst" xmlns:r="http://schemas.openxmlformats.org/officeDocument/2006/relationships" xmlns:m="http://schemas.openxmlformats.org/officeDocument/2006/math" xmlns:v="urn:schemas-microsoft-com:vml" xmlns:wp14="http://schemas.microsoft.com/office/word/2010/wordprocessingDrawing" xmlns:wp="http://schemas.openxmlformats.org/drawingml/2006/wordprocessingDrawing" xmlns:w10="urn:schemas-microsoft-com:office:word" xmlns:w="http://schemas.openxmlformats.org/wordprocessingml/2006/main" xmlns:w14="http://schemas.microsoft.com/office/word/2010/wordml" xmlns:w15="http://schemas.microsoft.com/office/word/2012/wordml" xmlns:w16cex="http://schemas.microsoft.com/office/word/2018/wordml/cex" xmlns:w16cid="http://schemas.microsoft.com/office/word/2016/wordml/cid" xmlns:w16="http://schemas.microsoft.com/office/word/2018/wordml" xmlns:w16sdtdh="http://schemas.microsoft.com/office/word/2020/wordml/sdtdatahash" xmlns:w16se="http://schemas.microsoft.com/office/word/2015/wordml/symex" xmlns:wpg="http://schemas.microsoft.com/office/word/2010/wordprocessingGroup" xmlns:wpi="http://schemas.microsoft.com/office/word/2010/wordprocessingInk" xmlns:wne="http://schemas.microsoft.com/office/word/2006/wordml" xmlns:wps="http://schemas.microsoft.com/office/word/2010/wordprocessingShape" mc:Ignorable="w14 w15 w16se w16cid w16 w16cex w16sdtdh wp14">
+<w:hdr xmlns:wpc="http://schemas.microsoft.com/office/word/2010/wordprocessingCanvas" xmlns:cx="http://schemas.microsoft.com/office/drawing/2014/chartex" xmlns:cx1="http://schemas.microsoft.com/office/drawing/2015/9/8/chartex" xmlns:cx2="http://schemas.microsoft.com/office/drawing/2015/10/21/chartex" xmlns:cx3="http://schemas.microsoft.com/office/drawing/2016/5/9/chartex" xmlns:cx4="http://schemas.microsoft.com/office/drawing/2016/5/10/chartex" xmlns:cx5="http://schemas.microsoft.com/office/drawing/2016/5/11/chartex" xmlns:cx6="http://schemas.microsoft.com/office/drawing/2016/5/12/chartex" xmlns:cx7="http://schemas.microsoft.com/office/drawing/2016/5/13/chartex" xmlns:cx8="http://schemas.microsoft.com/office/drawing/2016/5/14/chartex" xmlns:mc="http://schemas.openxmlformats.org/markup-compatibility/2006" xmlns:aink="http://schemas.microsoft.com/office/drawing/2016/ink" xmlns:am3d="http://schemas.microsoft.com/office/drawing/2017/model3d" xmlns:o="urn:schemas-microsoft-com:office:office" xmlns:oel="http://schemas.microsoft.com/office/2019/extlst" xmlns:r="http://schemas.openxmlformats.org/officeDocument/2006/relationships" xmlns:m="http://schemas.openxmlformats.org/officeDocument/2006/math" xmlns:v="urn:schemas-microsoft-com:vml" xmlns:wp14="http://schemas.microsoft.com/office/word/2010/wordprocessingDrawing" xmlns:wp="http://schemas.openxmlformats.org/drawingml/2006/wordprocessingDrawing" xmlns:w10="urn:schemas-microsoft-com:office:word" xmlns:w="http://schemas.openxmlformats.org/wordprocessingml/2006/main" xmlns:w14="http://schemas.microsoft.com/office/word/2010/wordml" xmlns:w15="http://schemas.microsoft.com/office/word/2012/wordml" xmlns:w16cex="http://schemas.microsoft.com/office/word/2018/wordml/cex" xmlns:w16cid="http://schemas.microsoft.com/office/word/2016/wordml/cid" xmlns:w16="http://schemas.microsoft.com/office/word/2018/wordml" xmlns:w16du="http://schemas.microsoft.com/office/word/2023/wordml/word16du" xmlns:w16sdtdh="http://schemas.microsoft.com/office/word/2020/wordml/sdtdatahash" xmlns:w16sdtfl="http://schemas.microsoft.com/office/word/2024/wordml/sdtformatlock" xmlns:w16se="http://schemas.microsoft.com/office/word/2015/wordml/symex" xmlns:wpg="http://schemas.microsoft.com/office/word/2010/wordprocessingGroup" xmlns:wpi="http://schemas.microsoft.com/office/word/2010/wordprocessingInk" xmlns:wne="http://schemas.microsoft.com/office/word/2006/wordml" xmlns:wps="http://schemas.microsoft.com/office/word/2010/wordprocessingShape" mc:Ignorable="w14 w15 w16se w16cid w16 w16cex w16sdtdh w16sdtfl w16du wp14">
   <w:p>
     <w:pPr>
       <w:pStyle w:val="Header"/>
@@ -704,7 +886,7 @@
 </file>
 
 <file path=word/header3.xml><?xml version="1.0" encoding="utf-8"?>
-<w:hdr xmlns:wpc="http://schemas.microsoft.com/office/word/2010/wordprocessingCanvas" xmlns:cx="http://schemas.microsoft.com/office/drawing/2014/chartex" xmlns:cx1="http://schemas.microsoft.com/office/drawing/2015/9/8/chartex" xmlns:cx2="http://schemas.microsoft.com/office/drawing/2015/10/21/chartex" xmlns:cx3="http://schemas.microsoft.com/office/drawing/2016/5/9/chartex" xmlns:cx4="http://schemas.microsoft.com/office/drawing/2016/5/10/chartex" xmlns:cx5="http://schemas.microsoft.com/office/drawing/2016/5/11/chartex" xmlns:cx6="http://schemas.microsoft.com/office/drawing/2016/5/12/chartex" xmlns:cx7="http://schemas.microsoft.com/office/drawing/2016/5/13/chartex" xmlns:cx8="http://schemas.microsoft.com/office/drawing/2016/5/14/chartex" xmlns:mc="http://schemas.openxmlformats.org/markup-compatibility/2006" xmlns:aink="http://schemas.microsoft.com/office/drawing/2016/ink" xmlns:am3d="http://schemas.microsoft.com/office/drawing/2017/model3d" xmlns:o="urn:schemas-microsoft-com:office:office" xmlns:oel="http://schemas.microsoft.com/office/2019/extlst" xmlns:r="http://schemas.openxmlformats.org/officeDocument/2006/relationships" xmlns:m="http://schemas.openxmlformats.org/officeDocument/2006/math" xmlns:v="urn:schemas-microsoft-com:vml" xmlns:wp14="http://schemas.microsoft.com/office/word/2010/wordprocessingDrawing" xmlns:wp="http://schemas.openxmlformats.org/drawingml/2006/wordprocessingDrawing" xmlns:w10="urn:schemas-microsoft-com:office:word" xmlns:w="http://schemas.openxmlformats.org/wordprocessingml/2006/main" xmlns:w14="http://schemas.microsoft.com/office/word/2010/wordml" xmlns:w15="http://schemas.microsoft.com/office/word/2012/wordml" xmlns:w16cex="http://schemas.microsoft.com/office/word/2018/wordml/cex" xmlns:w16cid="http://schemas.microsoft.com/office/word/2016/wordml/cid" xmlns:w16="http://schemas.microsoft.com/office/word/2018/wordml" xmlns:w16sdtdh="http://schemas.microsoft.com/office/word/2020/wordml/sdtdatahash" xmlns:w16se="http://schemas.microsoft.com/office/word/2015/wordml/symex" xmlns:wpg="http://schemas.microsoft.com/office/word/2010/wordprocessingGroup" xmlns:wpi="http://schemas.microsoft.com/office/word/2010/wordprocessingInk" xmlns:wne="http://schemas.microsoft.com/office/word/2006/wordml" xmlns:wps="http://schemas.microsoft.com/office/word/2010/wordprocessingShape" mc:Ignorable="w14 w15 w16se w16cid w16 w16cex w16sdtdh wp14">
+<w:hdr xmlns:wpc="http://schemas.microsoft.com/office/word/2010/wordprocessingCanvas" xmlns:cx="http://schemas.microsoft.com/office/drawing/2014/chartex" xmlns:cx1="http://schemas.microsoft.com/office/drawing/2015/9/8/chartex" xmlns:cx2="http://schemas.microsoft.com/office/drawing/2015/10/21/chartex" xmlns:cx3="http://schemas.microsoft.com/office/drawing/2016/5/9/chartex" xmlns:cx4="http://schemas.microsoft.com/office/drawing/2016/5/10/chartex" xmlns:cx5="http://schemas.microsoft.com/office/drawing/2016/5/11/chartex" xmlns:cx6="http://schemas.microsoft.com/office/drawing/2016/5/12/chartex" xmlns:cx7="http://schemas.microsoft.com/office/drawing/2016/5/13/chartex" xmlns:cx8="http://schemas.microsoft.com/office/drawing/2016/5/14/chartex" xmlns:mc="http://schemas.openxmlformats.org/markup-compatibility/2006" xmlns:aink="http://schemas.microsoft.com/office/drawing/2016/ink" xmlns:am3d="http://schemas.microsoft.com/office/drawing/2017/model3d" xmlns:o="urn:schemas-microsoft-com:office:office" xmlns:oel="http://schemas.microsoft.com/office/2019/extlst" xmlns:r="http://schemas.openxmlformats.org/officeDocument/2006/relationships" xmlns:m="http://schemas.openxmlformats.org/officeDocument/2006/math" xmlns:v="urn:schemas-microsoft-com:vml" xmlns:wp14="http://schemas.microsoft.com/office/word/2010/wordprocessingDrawing" xmlns:wp="http://schemas.openxmlformats.org/drawingml/2006/wordprocessingDrawing" xmlns:w10="urn:schemas-microsoft-com:office:word" xmlns:w="http://schemas.openxmlformats.org/wordprocessingml/2006/main" xmlns:w14="http://schemas.microsoft.com/office/word/2010/wordml" xmlns:w15="http://schemas.microsoft.com/office/word/2012/wordml" xmlns:w16cex="http://schemas.microsoft.com/office/word/2018/wordml/cex" xmlns:w16cid="http://schemas.microsoft.com/office/word/2016/wordml/cid" xmlns:w16="http://schemas.microsoft.com/office/word/2018/wordml" xmlns:w16du="http://schemas.microsoft.com/office/word/2023/wordml/word16du" xmlns:w16sdtdh="http://schemas.microsoft.com/office/word/2020/wordml/sdtdatahash" xmlns:w16sdtfl="http://schemas.microsoft.com/office/word/2024/wordml/sdtformatlock" xmlns:w16se="http://schemas.microsoft.com/office/word/2015/wordml/symex" xmlns:wpg="http://schemas.microsoft.com/office/word/2010/wordprocessingGroup" xmlns:wpi="http://schemas.microsoft.com/office/word/2010/wordprocessingInk" xmlns:wne="http://schemas.microsoft.com/office/word/2006/wordml" xmlns:wps="http://schemas.microsoft.com/office/word/2010/wordprocessingShape" mc:Ignorable="w14 w15 w16se w16cid w16 w16cex w16sdtdh w16sdtfl w16du wp14">
   <w:p>
     <w:pPr>
       <w:pStyle w:val="Header"/>
@@ -713,7 +895,7 @@
     <w:r>
       <w:tab/>
       <w:tab/>
-      <w:t>2026-06-17</w:t>
+      <w:t>2026-06-18</w:t>
       <w:br/>
       <w:br/>
     </w:r>
@@ -730,7 +912,7 @@
 </file>
 
 <file path=word/numbering.xml><?xml version="1.0" encoding="utf-8"?>
-<w:numbering xmlns:wpc="http://schemas.microsoft.com/office/word/2010/wordprocessingCanvas" xmlns:cx="http://schemas.microsoft.com/office/drawing/2014/chartex" xmlns:cx1="http://schemas.microsoft.com/office/drawing/2015/9/8/chartex" xmlns:cx2="http://schemas.microsoft.com/office/drawing/2015/10/21/chartex" xmlns:cx3="http://schemas.microsoft.com/office/drawing/2016/5/9/chartex" xmlns:cx4="http://schemas.microsoft.com/office/drawing/2016/5/10/chartex" xmlns:cx5="http://schemas.microsoft.com/office/drawing/2016/5/11/chartex" xmlns:cx6="http://schemas.microsoft.com/office/drawing/2016/5/12/chartex" xmlns:cx7="http://schemas.microsoft.com/office/drawing/2016/5/13/chartex" xmlns:cx8="http://schemas.microsoft.com/office/drawing/2016/5/14/chartex" xmlns:mc="http://schemas.openxmlformats.org/markup-compatibility/2006" xmlns:aink="http://schemas.microsoft.com/office/drawing/2016/ink" xmlns:am3d="http://schemas.microsoft.com/office/drawing/2017/model3d" xmlns:o="urn:schemas-microsoft-com:office:office" xmlns:oel="http://schemas.microsoft.com/office/2019/extlst" xmlns:r="http://schemas.openxmlformats.org/officeDocument/2006/relationships" xmlns:m="http://schemas.openxmlformats.org/officeDocument/2006/math" xmlns:v="urn:schemas-microsoft-com:vml" xmlns:wp14="http://schemas.microsoft.com/office/word/2010/wordprocessingDrawing" xmlns:wp="http://schemas.openxmlformats.org/drawingml/2006/wordprocessingDrawing" xmlns:w10="urn:schemas-microsoft-com:office:word" xmlns:w="http://schemas.openxmlformats.org/wordprocessingml/2006/main" xmlns:w14="http://schemas.microsoft.com/office/word/2010/wordml" xmlns:w15="http://schemas.microsoft.com/office/word/2012/wordml" xmlns:w16cex="http://schemas.microsoft.com/office/word/2018/wordml/cex" xmlns:w16cid="http://schemas.microsoft.com/office/word/2016/wordml/cid" xmlns:w16="http://schemas.microsoft.com/office/word/2018/wordml" xmlns:w16sdtdh="http://schemas.microsoft.com/office/word/2020/wordml/sdtdatahash" xmlns:w16se="http://schemas.microsoft.com/office/word/2015/wordml/symex" xmlns:wpg="http://schemas.microsoft.com/office/word/2010/wordprocessingGroup" xmlns:wpi="http://schemas.microsoft.com/office/word/2010/wordprocessingInk" xmlns:wne="http://schemas.microsoft.com/office/word/2006/wordml" xmlns:wps="http://schemas.microsoft.com/office/word/2010/wordprocessingShape" mc:Ignorable="w14 w15 w16se w16cid w16 w16cex w16sdtdh wp14">
+<w:numbering xmlns:wpc="http://schemas.microsoft.com/office/word/2010/wordprocessingCanvas" xmlns:cx="http://schemas.microsoft.com/office/drawing/2014/chartex" xmlns:cx1="http://schemas.microsoft.com/office/drawing/2015/9/8/chartex" xmlns:cx2="http://schemas.microsoft.com/office/drawing/2015/10/21/chartex" xmlns:cx3="http://schemas.microsoft.com/office/drawing/2016/5/9/chartex" xmlns:cx4="http://schemas.microsoft.com/office/drawing/2016/5/10/chartex" xmlns:cx5="http://schemas.microsoft.com/office/drawing/2016/5/11/chartex" xmlns:cx6="http://schemas.microsoft.com/office/drawing/2016/5/12/chartex" xmlns:cx7="http://schemas.microsoft.com/office/drawing/2016/5/13/chartex" xmlns:cx8="http://schemas.microsoft.com/office/drawing/2016/5/14/chartex" xmlns:mc="http://schemas.openxmlformats.org/markup-compatibility/2006" xmlns:aink="http://schemas.microsoft.com/office/drawing/2016/ink" xmlns:am3d="http://schemas.microsoft.com/office/drawing/2017/model3d" xmlns:o="urn:schemas-microsoft-com:office:office" xmlns:oel="http://schemas.microsoft.com/office/2019/extlst" xmlns:r="http://schemas.openxmlformats.org/officeDocument/2006/relationships" xmlns:m="http://schemas.openxmlformats.org/officeDocument/2006/math" xmlns:v="urn:schemas-microsoft-com:vml" xmlns:wp14="http://schemas.microsoft.com/office/word/2010/wordprocessingDrawing" xmlns:wp="http://schemas.openxmlformats.org/drawingml/2006/wordprocessingDrawing" xmlns:w10="urn:schemas-microsoft-com:office:word" xmlns:w="http://schemas.openxmlformats.org/wordprocessingml/2006/main" xmlns:w14="http://schemas.microsoft.com/office/word/2010/wordml" xmlns:w15="http://schemas.microsoft.com/office/word/2012/wordml" xmlns:w16cex="http://schemas.microsoft.com/office/word/2018/wordml/cex" xmlns:w16cid="http://schemas.microsoft.com/office/word/2016/wordml/cid" xmlns:w16="http://schemas.microsoft.com/office/word/2018/wordml" xmlns:w16du="http://schemas.microsoft.com/office/word/2023/wordml/word16du" xmlns:w16sdtdh="http://schemas.microsoft.com/office/word/2020/wordml/sdtdatahash" xmlns:w16sdtfl="http://schemas.microsoft.com/office/word/2024/wordml/sdtformatlock" xmlns:w16se="http://schemas.microsoft.com/office/word/2015/wordml/symex" xmlns:wpg="http://schemas.microsoft.com/office/word/2010/wordprocessingGroup" xmlns:wpi="http://schemas.microsoft.com/office/word/2010/wordprocessingInk" xmlns:wne="http://schemas.microsoft.com/office/word/2006/wordml" xmlns:wps="http://schemas.microsoft.com/office/word/2010/wordprocessingShape" mc:Ignorable="w14 w15 w16se w16cid w16 w16cex w16sdtdh w16sdtfl w16du wp14">
   <w:abstractNum w:abstractNumId="0" w15:restartNumberingAfterBreak="0">
     <w:nsid w:val="FFFFFF7C"/>
     <w:multiLevelType w:val="singleLevel"/>
@@ -933,7 +1115,7 @@
 </file>
 
 <file path=word/styles.xml><?xml version="1.0" encoding="utf-8"?>
-<w:styles xmlns:mc="http://schemas.openxmlformats.org/markup-compatibility/2006" xmlns:r="http://schemas.openxmlformats.org/officeDocument/2006/relationships" xmlns:w="http://schemas.openxmlformats.org/wordprocessingml/2006/main" xmlns:w14="http://schemas.microsoft.com/office/word/2010/wordml" xmlns:w15="http://schemas.microsoft.com/office/word/2012/wordml" xmlns:w16cex="http://schemas.microsoft.com/office/word/2018/wordml/cex" xmlns:w16cid="http://schemas.microsoft.com/office/word/2016/wordml/cid" xmlns:w16="http://schemas.microsoft.com/office/word/2018/wordml" xmlns:w16sdtdh="http://schemas.microsoft.com/office/word/2020/wordml/sdtdatahash" xmlns:w16se="http://schemas.microsoft.com/office/word/2015/wordml/symex" mc:Ignorable="w14 w15 w16se w16cid w16 w16cex w16sdtdh">
+<w:styles xmlns:mc="http://schemas.openxmlformats.org/markup-compatibility/2006" xmlns:r="http://schemas.openxmlformats.org/officeDocument/2006/relationships" xmlns:w="http://schemas.openxmlformats.org/wordprocessingml/2006/main" xmlns:w14="http://schemas.microsoft.com/office/word/2010/wordml" xmlns:w15="http://schemas.microsoft.com/office/word/2012/wordml" xmlns:w16cex="http://schemas.microsoft.com/office/word/2018/wordml/cex" xmlns:w16cid="http://schemas.microsoft.com/office/word/2016/wordml/cid" xmlns:w16="http://schemas.microsoft.com/office/word/2018/wordml" xmlns:w16du="http://schemas.microsoft.com/office/word/2023/wordml/word16du" xmlns:w16sdtdh="http://schemas.microsoft.com/office/word/2020/wordml/sdtdatahash" xmlns:w16sdtfl="http://schemas.microsoft.com/office/word/2024/wordml/sdtformatlock" xmlns:w16se="http://schemas.microsoft.com/office/word/2015/wordml/symex" mc:Ignorable="w14 w15 w16se w16cid w16 w16cex w16sdtdh w16sdtfl w16du">
   <w:docDefaults>
     <w:rPrDefault>
       <w:rPr>
@@ -1691,7 +1873,7 @@
     <w:link w:val="TitleChar"/>
     <w:uiPriority w:val="10"/>
     <w:qFormat/>
-    <w:rsid w:val="007106C8"/>
+    <w:rsid w:val="00E854FA"/>
     <w:pPr>
       <w:spacing w:after="300" w:line="240" w:lineRule="auto"/>
       <w:contextualSpacing/>
@@ -1701,7 +1883,7 @@
       <w:rFonts w:eastAsiaTheme="majorEastAsia" w:cstheme="majorBidi"/>
       <w:spacing w:val="5"/>
       <w:kern w:val="28"/>
-      <w:sz w:val="52"/>
+      <w:sz w:val="40"/>
       <w:szCs w:val="52"/>
       <w:lang w:val="sv-SE" w:eastAsia="en-US" w:bidi="ar-SA"/>
     </w:rPr>
@@ -1711,12 +1893,12 @@
     <w:basedOn w:val="DefaultParagraphFont"/>
     <w:link w:val="Title"/>
     <w:uiPriority w:val="10"/>
-    <w:rsid w:val="007106C8"/>
+    <w:rsid w:val="00E854FA"/>
     <w:rPr>
       <w:rFonts w:ascii="Times New Roman" w:eastAsiaTheme="majorEastAsia" w:hAnsi="Times New Roman" w:cstheme="majorBidi"/>
       <w:spacing w:val="5"/>
       <w:kern w:val="28"/>
-      <w:sz w:val="52"/>
+      <w:sz w:val="40"/>
       <w:szCs w:val="52"/>
       <w:lang w:val="sv-SE" w:eastAsia="en-US" w:bidi="ar-SA"/>
     </w:rPr>

--- a/klagomål/A 17959-2026 FSC-klagomål.docx
+++ b/klagomål/A 17959-2026 FSC-klagomål.docx
@@ -895,7 +895,7 @@
     <w:r>
       <w:tab/>
       <w:tab/>
-      <w:t>2026-06-18</w:t>
+      <w:t>2026-06-19</w:t>
       <w:br/>
       <w:br/>
     </w:r>

--- a/klagomål/A 17959-2026 FSC-klagomål.docx
+++ b/klagomål/A 17959-2026 FSC-klagomål.docx
@@ -895,7 +895,7 @@
     <w:r>
       <w:tab/>
       <w:tab/>
-      <w:t>2026-06-19</w:t>
+      <w:t>2026-06-20</w:t>
       <w:br/>
       <w:br/>
     </w:r>

--- a/klagomål/A 17959-2026 FSC-klagomål.docx
+++ b/klagomål/A 17959-2026 FSC-klagomål.docx
@@ -168,38 +168,7 @@
     </w:p>
     <w:p>
       <w:r>
-        <w:t>Detta dokument behandlar höga naturvärden i avverkningsanmälan A 17959-2026 i Högsby kommun som inkom 2026-04-10 och omfattar 1,2 ha.</w:t>
-      </w:r>
-    </w:p>
-    <w:p>
-      <w:r>
-        <w:t>Nedan presenteras fynd av naturvårdsarter och fridlysta arter som gjorts i det avverkningsanmälda området, samt relevanta utdrag ur standarderna för FSC, Chain of Custody, Controlled Wood och PEFC. I BILAGA 1 finns artfakta om fridlysta arter.</w:t>
-      </w:r>
-    </w:p>
-    <w:p>
-      <w:r>
-        <w:t>Vi förväntar oss att ni återkommer med ett skriftligt svar på vårt klagomål och även beskriver vilka korrigerande åtgärder ni satt in för att rätta till identifierade brister i er efterlevnad av den svenska FSC standarden.</w:t>
-      </w:r>
-    </w:p>
-    <w:p>
-      <w:pPr>
-        <w:pStyle w:val="Heading1"/>
-      </w:pPr>
-      <w:r>
-        <w:t>Naturvårdsarter</w:t>
-      </w:r>
-    </w:p>
-    <w:p>
-      <w:r>
-        <w:t>I och inom 7 meter från avverkningsanmälan har följande 4 naturvårdsarter hittats: mindre hackspett (NT, T, §4), fällmossa (S, T), källpraktmossa (S, T) och skogsknipprot (S, T, §8). Av dessa är 1 rödlistade. För rödlistade arter har rödlistekategorin angivits inom parentes. Arter som är signalarter enligt Skogsstyrelsen har markerats med (S). Typiska arter inom Natura 2000 som är kopplade till skogsekosystem har markerats med (T). För fridlysta arter anges även paragrafen i Artskyddsförordningen som arten är fridlyst enligt.</w:t>
-      </w:r>
-    </w:p>
-    <w:p>
-      <w:r>
-        <w:t>De påträffade naturvårdsarterna är ett tydligt kvitto på att det rör sig om en skog med höga naturvärden.</w:t>
-      </w:r>
-      <w:r>
-        <w:t xml:space="preserve"> I Figur 1 visas fyndplatser för naturvårdsarter i området, som finns registrerade på Artportalen.</w:t>
+        <w:t>Detta klagomål behandlar höga naturvärden i avverkningsanmälan A 17959-2026 i Högsby kommun som inkom 2026-04-10 och omfattar 1,2 ha.</w:t>
       </w:r>
     </w:p>
     <w:p>
@@ -247,34 +216,35 @@
         <w:spacing w:after="240"/>
       </w:pPr>
       <w:r>
-        <w:t>Figur 1. Fyndplatser för naturvårdsarter i och inom 7 meter från avverkningsanmälan (röd linje). Markörer utan svart kant är placerade på fyndplatsen. Markörer med svart kant är placerade vid sidan av fyndplatsen och har ett svart streck som visar fyndplatsens exakta position. Kartans mittpunktskoordinat är N 6331062, E 551210 i SWEREF 99 TM.</w:t>
+        <w:t>Figur 1. Fyndplatser för naturvårdsarter i och inom 7 meter från avverkningsanmälan. Markörer utan svart kant är placerade på fyndplatsen. Markörer med svart kant är placerade vid sidan av fyndplatsen har ett svart streck som visar fyndplatsens exakta position. Kartans mittpunktskoordinat är N 6331062, E 551210 i SWEREF 99 TM.</w:t>
+      </w:r>
+    </w:p>
+    <w:p>
+      <w:r>
+        <w:t>I och inom 7 meter från avverkningsanmälan finns fynd av 4 naturvårdsarter, varav 1 är rödlistad, 2 är fridlysta, 4 är typiska (T) och 3 är signalarter (S): mindre hackspett (NT, T, §4), fällmossa (S, T), källpraktmossa (S, T) och skogsknipprot (S, T, §8). Se Figur 1.</w:t>
+      </w:r>
+    </w:p>
+    <w:p>
+      <w:r>
+        <w:t>Nedan presenteras relevanta utdrag ur standarderna för FSC, Chain of Custody, Controlled Wood och PEFC.</w:t>
+      </w:r>
+    </w:p>
+    <w:p>
+      <w:r>
+        <w:t>Vi förväntar oss att ni återkommer med ett skriftligt svar på vårt klagomål och även beskriver vilka korrigerande åtgärder ni satt in för att rätta till identifierade brister i er efterlevnad av den svenska FSC standarden.</w:t>
       </w:r>
     </w:p>
     <w:p>
       <w:pPr>
-        <w:pStyle w:val="Heading2"/>
+        <w:pStyle w:val="Heading1"/>
       </w:pPr>
       <w:r>
-        <w:t>Fridlysta arter</w:t>
+        <w:t>Naturvårdsarter och fridlysta arter</w:t>
       </w:r>
     </w:p>
     <w:p>
       <w:r>
-        <w:t>Följande fridlysta arter har sina livsmiljöer och växtplatser i den avverkningsanmälda skogen: mindre hackspett (NT, T, §4) och skogsknipprot (S, T, §8).</w:t>
-      </w:r>
-    </w:p>
-    <w:p>
-      <w:r>
-        <w:t xml:space="preserve">Observera att medlemsländerna är skyldiga att agera i enlighet med EU:s fågeldirektiv där det uttryckligen står att direktivet gäller för fåglar samt för deras ägg, bon och </w:t>
-      </w:r>
-      <w:r>
-        <w:rPr>
-          <w:b/>
-        </w:rPr>
-        <w:t xml:space="preserve">livsmiljöer </w:t>
-      </w:r>
-      <w:r>
-        <w:t>(artikel 1). Vidare att de åtgärder som vidtas inte får leda till en försämring av den nuvarande situationen beträffande bevarandet av de fågelarter som avses i artikel 1 (artikel 13). Fågeldirektivet är styrande för tillsynsansvariga myndigheters ärendehantering, ställningstaganden och beslutsfattande.</w:t>
+        <w:t>Nedan följer beskrivningar av de naturvårdsarter och fridlysta arter som har sina livsmiljöer och växtplatser i den avverkningsanmälda skogen. Se även ytterligare artfakta i BILAGA 1. De påträffade naturvårdsarterna är ett tydligt kvitto på att det rör sig om en skog med höga naturvärden.</w:t>
       </w:r>
     </w:p>
     <w:p>
@@ -295,39 +265,6 @@
       </w:r>
       <w:r>
         <w:t xml:space="preserve"> (SLU Artdatabanken, 2021; Skogsstyrelsen, 2016).</w:t>
-      </w:r>
-    </w:p>
-    <w:p>
-      <w:r>
-        <w:rPr>
-          <w:b/>
-        </w:rPr>
-        <w:t>Skogsknipprot (§8)</w:t>
-      </w:r>
-      <w:r>
-        <w:t xml:space="preserve"> är fridlyst enligt 8§ artskyddsförordningen och typisk art för </w:t>
-      </w:r>
-      <w:r>
-        <w:rPr>
-          <w:i/>
-        </w:rPr>
-        <w:t>9050 Näringsrik granskog</w:t>
-      </w:r>
-      <w:r>
-        <w:t xml:space="preserve"> (SLU Artdatabanken, 2025).</w:t>
-      </w:r>
-    </w:p>
-    <w:p>
-      <w:r>
-        <w:t>I BILAGA 1 finns mer detaljerad information om ekologi samt krav på livsmiljö hos fridlysta arter.</w:t>
-      </w:r>
-    </w:p>
-    <w:p>
-      <w:pPr>
-        <w:pStyle w:val="Heading2"/>
-      </w:pPr>
-      <w:r>
-        <w:t>Övriga naturvårdsarter</w:t>
       </w:r>
     </w:p>
     <w:p>
@@ -386,6 +323,26 @@
       </w:r>
       <w:r>
         <w:t>(Nitare &amp; Skogsstyrelsen, 2019; SLU Artdatabanken, 2025).</w:t>
+      </w:r>
+    </w:p>
+    <w:p>
+      <w:r>
+        <w:rPr>
+          <w:b/>
+        </w:rPr>
+        <w:t>Skogsknipprot (§8)</w:t>
+      </w:r>
+      <w:r>
+        <w:t xml:space="preserve"> är fridlyst enligt 8§ artskyddsförordningen och typisk art för </w:t>
+      </w:r>
+      <w:r>
+        <w:rPr>
+          <w:i/>
+        </w:rPr>
+        <w:t>9050 Näringsrik granskog</w:t>
+      </w:r>
+      <w:r>
+        <w:t xml:space="preserve"> (SLU Artdatabanken, 2025).</w:t>
       </w:r>
     </w:p>
     <w:p>
@@ -895,7 +852,7 @@
     <w:r>
       <w:tab/>
       <w:tab/>
-      <w:t>2026-06-20</w:t>
+      <w:t>2026-06-21</w:t>
       <w:br/>
       <w:br/>
     </w:r>

--- a/klagomål/A 17959-2026 FSC-klagomål.docx
+++ b/klagomål/A 17959-2026 FSC-klagomål.docx
@@ -852,7 +852,7 @@
     <w:r>
       <w:tab/>
       <w:tab/>
-      <w:t>2026-06-21</w:t>
+      <w:t>2026-06-22</w:t>
       <w:br/>
       <w:br/>
     </w:r>

--- a/klagomål/A 17959-2026 FSC-klagomål.docx
+++ b/klagomål/A 17959-2026 FSC-klagomål.docx
@@ -852,7 +852,7 @@
     <w:r>
       <w:tab/>
       <w:tab/>
-      <w:t>2026-06-22</w:t>
+      <w:t>2026-06-23</w:t>
       <w:br/>
       <w:br/>
     </w:r>

--- a/klagomål/A 17959-2026 FSC-klagomål.docx
+++ b/klagomål/A 17959-2026 FSC-klagomål.docx
@@ -852,7 +852,7 @@
     <w:r>
       <w:tab/>
       <w:tab/>
-      <w:t>2026-06-23</w:t>
+      <w:t>2026-06-24</w:t>
       <w:br/>
       <w:br/>
     </w:r>

--- a/klagomål/A 17959-2026 FSC-klagomål.docx
+++ b/klagomål/A 17959-2026 FSC-klagomål.docx
@@ -852,7 +852,7 @@
     <w:r>
       <w:tab/>
       <w:tab/>
-      <w:t>2026-06-24</w:t>
+      <w:t>2026-06-25</w:t>
       <w:br/>
       <w:br/>
     </w:r>

--- a/klagomål/A 17959-2026 FSC-klagomål.docx
+++ b/klagomål/A 17959-2026 FSC-klagomål.docx
@@ -852,7 +852,7 @@
     <w:r>
       <w:tab/>
       <w:tab/>
-      <w:t>2026-06-25</w:t>
+      <w:t>2026-06-26</w:t>
       <w:br/>
       <w:br/>
     </w:r>

--- a/klagomål/A 17959-2026 FSC-klagomål.docx
+++ b/klagomål/A 17959-2026 FSC-klagomål.docx
@@ -852,7 +852,7 @@
     <w:r>
       <w:tab/>
       <w:tab/>
-      <w:t>2026-06-26</w:t>
+      <w:t>2026-06-27</w:t>
       <w:br/>
       <w:br/>
     </w:r>

--- a/klagomål/A 17959-2026 FSC-klagomål.docx
+++ b/klagomål/A 17959-2026 FSC-klagomål.docx
@@ -852,7 +852,7 @@
     <w:r>
       <w:tab/>
       <w:tab/>
-      <w:t>2026-06-27</w:t>
+      <w:t>2026-06-28</w:t>
       <w:br/>
       <w:br/>
     </w:r>

--- a/klagomål/A 17959-2026 FSC-klagomål.docx
+++ b/klagomål/A 17959-2026 FSC-klagomål.docx
@@ -852,7 +852,7 @@
     <w:r>
       <w:tab/>
       <w:tab/>
-      <w:t>2026-06-28</w:t>
+      <w:t>2026-06-29</w:t>
       <w:br/>
       <w:br/>
     </w:r>

--- a/klagomål/A 17959-2026 FSC-klagomål.docx
+++ b/klagomål/A 17959-2026 FSC-klagomål.docx
@@ -852,7 +852,7 @@
     <w:r>
       <w:tab/>
       <w:tab/>
-      <w:t>2026-06-29</w:t>
+      <w:t>2026-06-30</w:t>
       <w:br/>
       <w:br/>
     </w:r>

--- a/klagomål/A 17959-2026 FSC-klagomål.docx
+++ b/klagomål/A 17959-2026 FSC-klagomål.docx
@@ -852,7 +852,7 @@
     <w:r>
       <w:tab/>
       <w:tab/>
-      <w:t>2026-06-30</w:t>
+      <w:t>2026-07-01</w:t>
       <w:br/>
       <w:br/>
     </w:r>

--- a/klagomål/A 17959-2026 FSC-klagomål.docx
+++ b/klagomål/A 17959-2026 FSC-klagomål.docx
@@ -852,7 +852,7 @@
     <w:r>
       <w:tab/>
       <w:tab/>
-      <w:t>2026-07-01</w:t>
+      <w:t>2026-07-02</w:t>
       <w:br/>
       <w:br/>
     </w:r>

--- a/klagomål/A 17959-2026 FSC-klagomål.docx
+++ b/klagomål/A 17959-2026 FSC-klagomål.docx
@@ -852,7 +852,7 @@
     <w:r>
       <w:tab/>
       <w:tab/>
-      <w:t>2026-07-13</w:t>
+      <w:t>2026-07-14</w:t>
       <w:br/>
       <w:br/>
     </w:r>

--- a/klagomål/A 17959-2026 FSC-klagomål.docx
+++ b/klagomål/A 17959-2026 FSC-klagomål.docx
@@ -852,7 +852,7 @@
     <w:r>
       <w:tab/>
       <w:tab/>
-      <w:t>2026-07-14</w:t>
+      <w:t>2026-07-15</w:t>
       <w:br/>
       <w:br/>
     </w:r>

--- a/klagomål/A 17959-2026 FSC-klagomål.docx
+++ b/klagomål/A 17959-2026 FSC-klagomål.docx
@@ -852,7 +852,7 @@
     <w:r>
       <w:tab/>
       <w:tab/>
-      <w:t>2026-07-15</w:t>
+      <w:t>2026-07-16</w:t>
       <w:br/>
       <w:br/>
     </w:r>

--- a/klagomål/A 17959-2026 FSC-klagomål.docx
+++ b/klagomål/A 17959-2026 FSC-klagomål.docx
@@ -852,7 +852,7 @@
     <w:r>
       <w:tab/>
       <w:tab/>
-      <w:t>2026-07-16</w:t>
+      <w:t>2026-07-17</w:t>
       <w:br/>
       <w:br/>
     </w:r>

--- a/klagomål/A 17959-2026 FSC-klagomål.docx
+++ b/klagomål/A 17959-2026 FSC-klagomål.docx
@@ -852,7 +852,7 @@
     <w:r>
       <w:tab/>
       <w:tab/>
-      <w:t>2026-07-17</w:t>
+      <w:t>2026-07-18</w:t>
       <w:br/>
       <w:br/>
     </w:r>

--- a/klagomål/A 17959-2026 FSC-klagomål.docx
+++ b/klagomål/A 17959-2026 FSC-klagomål.docx
@@ -852,7 +852,7 @@
     <w:r>
       <w:tab/>
       <w:tab/>
-      <w:t>2026-07-18</w:t>
+      <w:t>2026-07-19</w:t>
       <w:br/>
       <w:br/>
     </w:r>

--- a/klagomål/A 17959-2026 FSC-klagomål.docx
+++ b/klagomål/A 17959-2026 FSC-klagomål.docx
@@ -852,7 +852,7 @@
     <w:r>
       <w:tab/>
       <w:tab/>
-      <w:t>2026-07-19</w:t>
+      <w:t>2026-07-20</w:t>
       <w:br/>
       <w:br/>
     </w:r>

--- a/klagomål/A 17959-2026 FSC-klagomål.docx
+++ b/klagomål/A 17959-2026 FSC-klagomål.docx
@@ -852,7 +852,7 @@
     <w:r>
       <w:tab/>
       <w:tab/>
-      <w:t>2026-07-20</w:t>
+      <w:t>2026-07-21</w:t>
       <w:br/>
       <w:br/>
     </w:r>

--- a/klagomål/A 17959-2026 FSC-klagomål.docx
+++ b/klagomål/A 17959-2026 FSC-klagomål.docx
@@ -852,7 +852,7 @@
     <w:r>
       <w:tab/>
       <w:tab/>
-      <w:t>2026-07-21</w:t>
+      <w:t>2026-07-22</w:t>
       <w:br/>
       <w:br/>
     </w:r>

--- a/klagomål/A 17959-2026 FSC-klagomål.docx
+++ b/klagomål/A 17959-2026 FSC-klagomål.docx
@@ -852,7 +852,7 @@
     <w:r>
       <w:tab/>
       <w:tab/>
-      <w:t>2026-07-22</w:t>
+      <w:t>2026-07-23</w:t>
       <w:br/>
       <w:br/>
     </w:r>

--- a/klagomål/A 17959-2026 FSC-klagomål.docx
+++ b/klagomål/A 17959-2026 FSC-klagomål.docx
@@ -852,7 +852,7 @@
     <w:r>
       <w:tab/>
       <w:tab/>
-      <w:t>2026-07-23</w:t>
+      <w:t>2026-07-24</w:t>
       <w:br/>
       <w:br/>
     </w:r>

--- a/klagomål/A 17959-2026 FSC-klagomål.docx
+++ b/klagomål/A 17959-2026 FSC-klagomål.docx
@@ -852,7 +852,7 @@
     <w:r>
       <w:tab/>
       <w:tab/>
-      <w:t>2026-07-24</w:t>
+      <w:t>2026-07-25</w:t>
       <w:br/>
       <w:br/>
     </w:r>

--- a/klagomål/A 17959-2026 FSC-klagomål.docx
+++ b/klagomål/A 17959-2026 FSC-klagomål.docx
@@ -852,7 +852,7 @@
     <w:r>
       <w:tab/>
       <w:tab/>
-      <w:t>2026-07-25</w:t>
+      <w:t>2026-07-26</w:t>
       <w:br/>
       <w:br/>
     </w:r>

--- a/klagomål/A 17959-2026 FSC-klagomål.docx
+++ b/klagomål/A 17959-2026 FSC-klagomål.docx
@@ -852,7 +852,7 @@
     <w:r>
       <w:tab/>
       <w:tab/>
-      <w:t>2026-07-26</w:t>
+      <w:t>2026-07-27</w:t>
       <w:br/>
       <w:br/>
     </w:r>

--- a/klagomål/A 17959-2026 FSC-klagomål.docx
+++ b/klagomål/A 17959-2026 FSC-klagomål.docx
@@ -852,7 +852,7 @@
     <w:r>
       <w:tab/>
       <w:tab/>
-      <w:t>2026-07-27</w:t>
+      <w:t>2026-07-28</w:t>
       <w:br/>
       <w:br/>
     </w:r>

--- a/klagomål/A 17959-2026 FSC-klagomål.docx
+++ b/klagomål/A 17959-2026 FSC-klagomål.docx
@@ -852,7 +852,7 @@
     <w:r>
       <w:tab/>
       <w:tab/>
-      <w:t>2026-07-28</w:t>
+      <w:t>2026-07-29</w:t>
       <w:br/>
       <w:br/>
     </w:r>

--- a/klagomål/A 17959-2026 FSC-klagomål.docx
+++ b/klagomål/A 17959-2026 FSC-klagomål.docx
@@ -852,7 +852,7 @@
     <w:r>
       <w:tab/>
       <w:tab/>
-      <w:t>2026-07-29</w:t>
+      <w:t>2026-07-30</w:t>
       <w:br/>
       <w:br/>
     </w:r>

--- a/klagomål/A 17959-2026 FSC-klagomål.docx
+++ b/klagomål/A 17959-2026 FSC-klagomål.docx
@@ -852,7 +852,7 @@
     <w:r>
       <w:tab/>
       <w:tab/>
-      <w:t>2026-07-30</w:t>
+      <w:t>2026-07-31</w:t>
       <w:br/>
       <w:br/>
     </w:r>

--- a/klagomål/A 17959-2026 FSC-klagomål.docx
+++ b/klagomål/A 17959-2026 FSC-klagomål.docx
@@ -852,7 +852,7 @@
     <w:r>
       <w:tab/>
       <w:tab/>
-      <w:t>2026-07-31</w:t>
+      <w:t>2026-08-01</w:t>
       <w:br/>
       <w:br/>
     </w:r>

--- a/klagomål/A 17959-2026 FSC-klagomål.docx
+++ b/klagomål/A 17959-2026 FSC-klagomål.docx
@@ -852,7 +852,7 @@
     <w:r>
       <w:tab/>
       <w:tab/>
-      <w:t>2026-08-01</w:t>
+      <w:t>2026-08-02</w:t>
       <w:br/>
       <w:br/>
     </w:r>

--- a/klagomål/A 17959-2026 FSC-klagomål.docx
+++ b/klagomål/A 17959-2026 FSC-klagomål.docx
@@ -852,7 +852,7 @@
     <w:r>
       <w:tab/>
       <w:tab/>
-      <w:t>2026-08-02</w:t>
+      <w:t>2026-08-03</w:t>
       <w:br/>
       <w:br/>
     </w:r>

--- a/klagomål/A 17959-2026 FSC-klagomål.docx
+++ b/klagomål/A 17959-2026 FSC-klagomål.docx
@@ -852,7 +852,7 @@
     <w:r>
       <w:tab/>
       <w:tab/>
-      <w:t>2026-08-03</w:t>
+      <w:t>2026-08-05</w:t>
       <w:br/>
       <w:br/>
     </w:r>

--- a/klagomål/A 17959-2026 FSC-klagomål.docx
+++ b/klagomål/A 17959-2026 FSC-klagomål.docx
@@ -852,7 +852,7 @@
     <w:r>
       <w:tab/>
       <w:tab/>
-      <w:t>2026-08-05</w:t>
+      <w:t>2026-08-07</w:t>
       <w:br/>
       <w:br/>
     </w:r>

--- a/klagomål/A 17959-2026 FSC-klagomål.docx
+++ b/klagomål/A 17959-2026 FSC-klagomål.docx
@@ -852,7 +852,7 @@
     <w:r>
       <w:tab/>
       <w:tab/>
-      <w:t>2026-08-07</w:t>
+      <w:t>2026-08-08</w:t>
       <w:br/>
       <w:br/>
     </w:r>

--- a/klagomål/A 17959-2026 FSC-klagomål.docx
+++ b/klagomål/A 17959-2026 FSC-klagomål.docx
@@ -216,7 +216,7 @@
         <w:spacing w:after="240"/>
       </w:pPr>
       <w:r>
-        <w:t>Figur 1. Fyndplatser för naturvårdsarter i och inom 7 meter från avverkningsanmälan. Markörer utan svart kant är placerade på fyndplatsen. Markörer med svart kant är placerade vid sidan av fyndplatsen har ett svart streck som visar fyndplatsens exakta position. Kartans mittpunktskoordinat är N 6331062, E 551210 i SWEREF 99 TM.</w:t>
+        <w:t>Figur 1. Fyndplatser för naturvårdsarter i och inom 7 meter från avverkningsanmälan. Markörer utan svart kant är placerade på fyndplatsen. Markörer med svart kant är placerade vid sidan av fyndplatsen och har ett svart streck som visar fyndplatsens exakta position. Kartans mittpunktskoordinat är N 6331062, E 551210 i SWEREF 99 TM.</w:t>
       </w:r>
     </w:p>
     <w:p>
@@ -852,7 +852,7 @@
     <w:r>
       <w:tab/>
       <w:tab/>
-      <w:t>2026-08-14</w:t>
+      <w:t>2026-08-15</w:t>
       <w:br/>
       <w:br/>
     </w:r>

--- a/klagomål/A 17959-2026 FSC-klagomål.docx
+++ b/klagomål/A 17959-2026 FSC-klagomål.docx
@@ -852,7 +852,7 @@
     <w:r>
       <w:tab/>
       <w:tab/>
-      <w:t>2026-08-15</w:t>
+      <w:t>2026-08-16</w:t>
       <w:br/>
       <w:br/>
     </w:r>

--- a/klagomål/A 17959-2026 FSC-klagomål.docx
+++ b/klagomål/A 17959-2026 FSC-klagomål.docx
@@ -852,7 +852,7 @@
     <w:r>
       <w:tab/>
       <w:tab/>
-      <w:t>2026-08-16</w:t>
+      <w:t>2026-08-17</w:t>
       <w:br/>
       <w:br/>
     </w:r>

--- a/klagomål/A 17959-2026 FSC-klagomål.docx
+++ b/klagomål/A 17959-2026 FSC-klagomål.docx
@@ -852,7 +852,7 @@
     <w:r>
       <w:tab/>
       <w:tab/>
-      <w:t>2026-08-17</w:t>
+      <w:t>2026-08-18</w:t>
       <w:br/>
       <w:br/>
     </w:r>

--- a/klagomål/A 17959-2026 FSC-klagomål.docx
+++ b/klagomål/A 17959-2026 FSC-klagomål.docx
@@ -852,7 +852,7 @@
     <w:r>
       <w:tab/>
       <w:tab/>
-      <w:t>2026-08-18</w:t>
+      <w:t>2026-08-19</w:t>
       <w:br/>
       <w:br/>
     </w:r>

--- a/klagomål/A 17959-2026 FSC-klagomål.docx
+++ b/klagomål/A 17959-2026 FSC-klagomål.docx
@@ -852,7 +852,7 @@
     <w:r>
       <w:tab/>
       <w:tab/>
-      <w:t>2026-08-19</w:t>
+      <w:t>2026-08-20</w:t>
       <w:br/>
       <w:br/>
     </w:r>

--- a/klagomål/A 17959-2026 FSC-klagomål.docx
+++ b/klagomål/A 17959-2026 FSC-klagomål.docx
@@ -852,7 +852,7 @@
     <w:r>
       <w:tab/>
       <w:tab/>
-      <w:t>2026-08-20</w:t>
+      <w:t>2026-08-21</w:t>
       <w:br/>
       <w:br/>
     </w:r>

--- a/klagomål/A 17959-2026 FSC-klagomål.docx
+++ b/klagomål/A 17959-2026 FSC-klagomål.docx
@@ -852,7 +852,7 @@
     <w:r>
       <w:tab/>
       <w:tab/>
-      <w:t>2026-08-21</w:t>
+      <w:t>2026-08-22</w:t>
       <w:br/>
       <w:br/>
     </w:r>

--- a/klagomål/A 17959-2026 FSC-klagomål.docx
+++ b/klagomål/A 17959-2026 FSC-klagomål.docx
@@ -852,7 +852,7 @@
     <w:r>
       <w:tab/>
       <w:tab/>
-      <w:t>2026-08-22</w:t>
+      <w:t>2026-08-23</w:t>
       <w:br/>
       <w:br/>
     </w:r>

--- a/klagomål/A 17959-2026 FSC-klagomål.docx
+++ b/klagomål/A 17959-2026 FSC-klagomål.docx
@@ -852,7 +852,7 @@
     <w:r>
       <w:tab/>
       <w:tab/>
-      <w:t>2026-08-23</w:t>
+      <w:t>2026-08-24</w:t>
       <w:br/>
       <w:br/>
     </w:r>

--- a/klagomål/A 17959-2026 FSC-klagomål.docx
+++ b/klagomål/A 17959-2026 FSC-klagomål.docx
@@ -852,7 +852,7 @@
     <w:r>
       <w:tab/>
       <w:tab/>
-      <w:t>2026-08-24</w:t>
+      <w:t>2026-08-25</w:t>
       <w:br/>
       <w:br/>
     </w:r>

--- a/klagomål/A 17959-2026 FSC-klagomål.docx
+++ b/klagomål/A 17959-2026 FSC-klagomål.docx
@@ -852,7 +852,7 @@
     <w:r>
       <w:tab/>
       <w:tab/>
-      <w:t>2026-08-25</w:t>
+      <w:t>2026-08-26</w:t>
       <w:br/>
       <w:br/>
     </w:r>

--- a/klagomål/A 17959-2026 FSC-klagomål.docx
+++ b/klagomål/A 17959-2026 FSC-klagomål.docx
@@ -852,7 +852,7 @@
     <w:r>
       <w:tab/>
       <w:tab/>
-      <w:t>2026-08-26</w:t>
+      <w:t>2026-08-27</w:t>
       <w:br/>
       <w:br/>
     </w:r>

--- a/klagomål/A 17959-2026 FSC-klagomål.docx
+++ b/klagomål/A 17959-2026 FSC-klagomål.docx
@@ -852,7 +852,7 @@
     <w:r>
       <w:tab/>
       <w:tab/>
-      <w:t>2026-08-27</w:t>
+      <w:t>2026-08-28</w:t>
       <w:br/>
       <w:br/>
     </w:r>

--- a/klagomål/A 17959-2026 FSC-klagomål.docx
+++ b/klagomål/A 17959-2026 FSC-klagomål.docx
@@ -852,7 +852,7 @@
     <w:r>
       <w:tab/>
       <w:tab/>
-      <w:t>2026-08-28</w:t>
+      <w:t>2026-08-29</w:t>
       <w:br/>
       <w:br/>
     </w:r>

--- a/klagomål/A 17959-2026 FSC-klagomål.docx
+++ b/klagomål/A 17959-2026 FSC-klagomål.docx
@@ -852,7 +852,7 @@
     <w:r>
       <w:tab/>
       <w:tab/>
-      <w:t>2026-08-29</w:t>
+      <w:t>2026-08-31</w:t>
       <w:br/>
       <w:br/>
     </w:r>

--- a/klagomål/A 17959-2026 FSC-klagomål.docx
+++ b/klagomål/A 17959-2026 FSC-klagomål.docx
@@ -852,7 +852,7 @@
     <w:r>
       <w:tab/>
       <w:tab/>
-      <w:t>2026-08-31</w:t>
+      <w:t>2026-09-01</w:t>
       <w:br/>
       <w:br/>
     </w:r>

--- a/klagomål/A 17959-2026 FSC-klagomål.docx
+++ b/klagomål/A 17959-2026 FSC-klagomål.docx
@@ -852,7 +852,7 @@
     <w:r>
       <w:tab/>
       <w:tab/>
-      <w:t>2026-09-01</w:t>
+      <w:t>2026-09-02</w:t>
       <w:br/>
       <w:br/>
     </w:r>

--- a/klagomål/A 17959-2026 FSC-klagomål.docx
+++ b/klagomål/A 17959-2026 FSC-klagomål.docx
@@ -852,7 +852,7 @@
     <w:r>
       <w:tab/>
       <w:tab/>
-      <w:t>2026-09-02</w:t>
+      <w:t>2026-09-03</w:t>
       <w:br/>
       <w:br/>
     </w:r>

--- a/klagomål/A 17959-2026 FSC-klagomål.docx
+++ b/klagomål/A 17959-2026 FSC-klagomål.docx
@@ -852,7 +852,7 @@
     <w:r>
       <w:tab/>
       <w:tab/>
-      <w:t>2026-09-03</w:t>
+      <w:t>2026-09-04</w:t>
       <w:br/>
       <w:br/>
     </w:r>

--- a/klagomål/A 17959-2026 FSC-klagomål.docx
+++ b/klagomål/A 17959-2026 FSC-klagomål.docx
@@ -852,7 +852,7 @@
     <w:r>
       <w:tab/>
       <w:tab/>
-      <w:t>2026-09-04</w:t>
+      <w:t>2026-09-05</w:t>
       <w:br/>
       <w:br/>
     </w:r>

--- a/klagomål/A 17959-2026 FSC-klagomål.docx
+++ b/klagomål/A 17959-2026 FSC-klagomål.docx
@@ -852,7 +852,7 @@
     <w:r>
       <w:tab/>
       <w:tab/>
-      <w:t>2026-09-05</w:t>
+      <w:t>2026-09-06</w:t>
       <w:br/>
       <w:br/>
     </w:r>

--- a/klagomål/A 17959-2026 FSC-klagomål.docx
+++ b/klagomål/A 17959-2026 FSC-klagomål.docx
@@ -852,7 +852,7 @@
     <w:r>
       <w:tab/>
       <w:tab/>
-      <w:t>2026-09-06</w:t>
+      <w:t>2026-09-07</w:t>
       <w:br/>
       <w:br/>
     </w:r>

--- a/klagomål/A 17959-2026 FSC-klagomål.docx
+++ b/klagomål/A 17959-2026 FSC-klagomål.docx
@@ -852,7 +852,7 @@
     <w:r>
       <w:tab/>
       <w:tab/>
-      <w:t>2026-09-07</w:t>
+      <w:t>2026-09-08</w:t>
       <w:br/>
       <w:br/>
     </w:r>

--- a/klagomål/A 17959-2026 FSC-klagomål.docx
+++ b/klagomål/A 17959-2026 FSC-klagomål.docx
@@ -852,7 +852,7 @@
     <w:r>
       <w:tab/>
       <w:tab/>
-      <w:t>2026-09-08</w:t>
+      <w:t>2026-09-09</w:t>
       <w:br/>
       <w:br/>
     </w:r>

--- a/klagomål/A 17959-2026 FSC-klagomål.docx
+++ b/klagomål/A 17959-2026 FSC-klagomål.docx
@@ -852,7 +852,7 @@
     <w:r>
       <w:tab/>
       <w:tab/>
-      <w:t>2026-09-09</w:t>
+      <w:t>2026-09-10</w:t>
       <w:br/>
       <w:br/>
     </w:r>

--- a/klagomål/A 17959-2026 FSC-klagomål.docx
+++ b/klagomål/A 17959-2026 FSC-klagomål.docx
@@ -852,7 +852,7 @@
     <w:r>
       <w:tab/>
       <w:tab/>
-      <w:t>2026-09-10</w:t>
+      <w:t>2026-09-11</w:t>
       <w:br/>
       <w:br/>
     </w:r>

--- a/klagomål/A 17959-2026 FSC-klagomål.docx
+++ b/klagomål/A 17959-2026 FSC-klagomål.docx
@@ -852,7 +852,7 @@
     <w:r>
       <w:tab/>
       <w:tab/>
-      <w:t>2026-09-11</w:t>
+      <w:t>2026-09-12</w:t>
       <w:br/>
       <w:br/>
     </w:r>

--- a/klagomål/A 17959-2026 FSC-klagomål.docx
+++ b/klagomål/A 17959-2026 FSC-klagomål.docx
@@ -852,7 +852,7 @@
     <w:r>
       <w:tab/>
       <w:tab/>
-      <w:t>2026-09-12</w:t>
+      <w:t>2026-09-13</w:t>
       <w:br/>
       <w:br/>
     </w:r>
